--- a/opus/table_of_contents.docx
+++ b/opus/table_of_contents.docx
@@ -7,19 +7,21 @@
         <w:ind w:right="-4"/>
         <w:jc w:val="center"/>
         <w:rPr>
+          <w:rFonts w:asciiTheme="minorHAnsi" w:hAnsiTheme="minorHAnsi" w:cstheme="minorHAnsi"/>
           <w:b/>
           <w:bCs/>
-          <w:sz w:val="22"/>
-          <w:szCs w:val="22"/>
+          <w:sz w:val="30"/>
+          <w:szCs w:val="30"/>
           <w:u w:val="single"/>
         </w:rPr>
       </w:pPr>
       <w:r>
         <w:rPr>
+          <w:rFonts w:asciiTheme="minorHAnsi" w:hAnsiTheme="minorHAnsi" w:cstheme="minorHAnsi"/>
           <w:b/>
           <w:bCs/>
-          <w:sz w:val="22"/>
-          <w:szCs w:val="22"/>
+          <w:sz w:val="30"/>
+          <w:szCs w:val="30"/>
           <w:u w:val="single"/>
         </w:rPr>
         <w:t>ASTRONOMY</w:t>
@@ -29,61 +31,47 @@
       <w:pPr>
         <w:ind w:right="-184"/>
         <w:rPr>
+          <w:rFonts w:asciiTheme="minorHAnsi" w:hAnsiTheme="minorHAnsi" w:cstheme="minorHAnsi"/>
           <w:i/>
           <w:color w:val="000000"/>
-          <w:sz w:val="22"/>
-          <w:szCs w:val="22"/>
+          <w:sz w:val="30"/>
+          <w:szCs w:val="30"/>
         </w:rPr>
       </w:pPr>
       <w:hyperlink r:id="rId7" w:history="1">
         <w:r>
           <w:rPr>
             <w:rStyle w:val="Hyperlink"/>
+            <w:rFonts w:asciiTheme="minorHAnsi" w:hAnsiTheme="minorHAnsi" w:cstheme="minorHAnsi"/>
             <w:b/>
             <w:bCs/>
             <w:i/>
-            <w:sz w:val="22"/>
-            <w:szCs w:val="22"/>
+            <w:sz w:val="30"/>
+            <w:szCs w:val="30"/>
           </w:rPr>
           <w:t>Ellipses</w:t>
         </w:r>
       </w:hyperlink>
       <w:r>
         <w:rPr>
+          <w:rFonts w:asciiTheme="minorHAnsi" w:hAnsiTheme="minorHAnsi" w:cstheme="minorHAnsi"/>
           <w:iCs/>
           <w:color w:val="000000"/>
-          <w:sz w:val="22"/>
-          <w:szCs w:val="22"/>
-        </w:rPr>
-        <w:t xml:space="preserve"> </w:t>
-      </w:r>
-      <w:r>
-        <w:rPr>
-          <w:iCs/>
-          <w:color w:val="000000"/>
-          <w:sz w:val="22"/>
-          <w:szCs w:val="22"/>
-        </w:rPr>
-        <w:t>–</w:t>
-      </w:r>
-      <w:r>
-        <w:rPr>
-          <w:iCs/>
-          <w:color w:val="000000"/>
-          <w:sz w:val="22"/>
-          <w:szCs w:val="22"/>
-        </w:rPr>
-        <w:t xml:space="preserve"> A universal musical starring the Galaxy family and their dog Gravity as they face the Big Bang.</w:t>
+          <w:sz w:val="30"/>
+          <w:szCs w:val="30"/>
+        </w:rPr>
+        <w:t xml:space="preserve"> – A universal musical starring the Galaxy family and their dog Gravity as they face the Big Bang.</w:t>
       </w:r>
     </w:p>
     <w:p>
       <w:pPr>
         <w:ind w:right="-184"/>
         <w:rPr>
+          <w:rFonts w:asciiTheme="minorHAnsi" w:hAnsiTheme="minorHAnsi" w:cstheme="minorHAnsi"/>
           <w:iCs/>
           <w:color w:val="000000"/>
-          <w:sz w:val="22"/>
-          <w:szCs w:val="22"/>
+          <w:sz w:val="30"/>
+          <w:szCs w:val="30"/>
         </w:rPr>
       </w:pPr>
     </w:p>
@@ -92,19 +80,21 @@
         <w:ind w:right="-4"/>
         <w:jc w:val="center"/>
         <w:rPr>
+          <w:rFonts w:asciiTheme="minorHAnsi" w:hAnsiTheme="minorHAnsi" w:cstheme="minorHAnsi"/>
           <w:b/>
           <w:bCs/>
-          <w:sz w:val="22"/>
-          <w:szCs w:val="22"/>
+          <w:sz w:val="30"/>
+          <w:szCs w:val="30"/>
           <w:u w:val="single"/>
         </w:rPr>
       </w:pPr>
       <w:r>
         <w:rPr>
+          <w:rFonts w:asciiTheme="minorHAnsi" w:hAnsiTheme="minorHAnsi" w:cstheme="minorHAnsi"/>
           <w:b/>
           <w:bCs/>
-          <w:sz w:val="22"/>
-          <w:szCs w:val="22"/>
+          <w:sz w:val="30"/>
+          <w:szCs w:val="30"/>
           <w:u w:val="single"/>
         </w:rPr>
         <w:t>BIOLOGY</w:t>
@@ -113,22 +103,25 @@
     <w:p>
       <w:pPr>
         <w:ind w:right="-4"/>
-        <w:rPr>
+        <w:jc w:val="center"/>
+        <w:rPr>
+          <w:rFonts w:asciiTheme="minorHAnsi" w:hAnsiTheme="minorHAnsi" w:cstheme="minorHAnsi"/>
           <w:b/>
           <w:bCs/>
           <w:color w:val="00B050"/>
-          <w:sz w:val="22"/>
-          <w:szCs w:val="22"/>
+          <w:sz w:val="30"/>
+          <w:szCs w:val="30"/>
           <w:u w:val="single"/>
         </w:rPr>
       </w:pPr>
       <w:r>
         <w:rPr>
+          <w:rFonts w:asciiTheme="minorHAnsi" w:hAnsiTheme="minorHAnsi" w:cstheme="minorHAnsi"/>
           <w:b/>
           <w:bCs/>
           <w:color w:val="00B050"/>
-          <w:sz w:val="22"/>
-          <w:szCs w:val="22"/>
+          <w:sz w:val="30"/>
+          <w:szCs w:val="30"/>
           <w:u w:val="single"/>
         </w:rPr>
         <w:t>BIOCHEMISTRY</w:t>
@@ -138,48 +131,43 @@
       <w:pPr>
         <w:ind w:right="-4"/>
         <w:rPr>
+          <w:rFonts w:asciiTheme="minorHAnsi" w:hAnsiTheme="minorHAnsi" w:cstheme="minorHAnsi"/>
           <w:b/>
           <w:bCs/>
-          <w:sz w:val="22"/>
-          <w:szCs w:val="22"/>
+          <w:sz w:val="30"/>
+          <w:szCs w:val="30"/>
           <w:u w:val="single"/>
         </w:rPr>
       </w:pPr>
       <w:r>
         <w:rPr>
+          <w:rFonts w:asciiTheme="minorHAnsi" w:hAnsiTheme="minorHAnsi" w:cstheme="minorHAnsi"/>
           <w:b/>
           <w:i/>
           <w:iCs/>
           <w:color w:val="000000"/>
-          <w:sz w:val="22"/>
-          <w:szCs w:val="22"/>
+          <w:sz w:val="30"/>
+          <w:szCs w:val="30"/>
         </w:rPr>
         <w:t>The Living Fossils</w:t>
       </w:r>
       <w:r>
         <w:rPr>
+          <w:rFonts w:asciiTheme="minorHAnsi" w:hAnsiTheme="minorHAnsi" w:cstheme="minorHAnsi"/>
           <w:bCs/>
           <w:color w:val="000000"/>
-          <w:sz w:val="22"/>
-          <w:szCs w:val="22"/>
-        </w:rPr>
-        <w:t xml:space="preserve"> –</w:t>
-      </w:r>
-      <w:r>
-        <w:rPr>
+          <w:sz w:val="30"/>
+          <w:szCs w:val="30"/>
+        </w:rPr>
+        <w:t xml:space="preserve"> – </w:t>
+      </w:r>
+      <w:r>
+        <w:rPr>
+          <w:rFonts w:asciiTheme="minorHAnsi" w:hAnsiTheme="minorHAnsi" w:cstheme="minorHAnsi"/>
           <w:bCs/>
           <w:color w:val="000000"/>
-          <w:sz w:val="22"/>
-          <w:szCs w:val="22"/>
-        </w:rPr>
-        <w:t xml:space="preserve"> </w:t>
-      </w:r>
-      <w:r>
-        <w:rPr>
-          <w:bCs/>
-          <w:color w:val="000000"/>
-          <w:sz w:val="22"/>
-          <w:szCs w:val="22"/>
+          <w:sz w:val="30"/>
+          <w:szCs w:val="30"/>
         </w:rPr>
         <w:t>play about a biochemist who befriends a horseshoe crab she must draw blood from</w:t>
       </w:r>
@@ -188,10 +176,11 @@
       <w:pPr>
         <w:ind w:right="-4"/>
         <w:rPr>
+          <w:rFonts w:asciiTheme="minorHAnsi" w:hAnsiTheme="minorHAnsi" w:cstheme="minorHAnsi"/>
           <w:b/>
           <w:bCs/>
-          <w:sz w:val="22"/>
-          <w:szCs w:val="22"/>
+          <w:sz w:val="30"/>
+          <w:szCs w:val="30"/>
           <w:u w:val="single"/>
         </w:rPr>
       </w:pPr>
@@ -199,22 +188,25 @@
     <w:p>
       <w:pPr>
         <w:ind w:right="-4"/>
-        <w:rPr>
+        <w:jc w:val="center"/>
+        <w:rPr>
+          <w:rFonts w:asciiTheme="minorHAnsi" w:hAnsiTheme="minorHAnsi" w:cstheme="minorHAnsi"/>
           <w:b/>
           <w:bCs/>
           <w:color w:val="00B050"/>
-          <w:sz w:val="22"/>
-          <w:szCs w:val="22"/>
+          <w:sz w:val="30"/>
+          <w:szCs w:val="30"/>
           <w:u w:val="single"/>
         </w:rPr>
       </w:pPr>
       <w:r>
         <w:rPr>
+          <w:rFonts w:asciiTheme="minorHAnsi" w:hAnsiTheme="minorHAnsi" w:cstheme="minorHAnsi"/>
           <w:b/>
           <w:bCs/>
           <w:color w:val="00B050"/>
-          <w:sz w:val="22"/>
-          <w:szCs w:val="22"/>
+          <w:sz w:val="30"/>
+          <w:szCs w:val="30"/>
           <w:u w:val="single"/>
         </w:rPr>
         <w:t>BOTANY</w:t>
@@ -224,76 +216,76 @@
       <w:pPr>
         <w:ind w:right="-184"/>
         <w:rPr>
+          <w:rFonts w:asciiTheme="minorHAnsi" w:hAnsiTheme="minorHAnsi" w:cstheme="minorHAnsi"/>
           <w:iCs/>
           <w:color w:val="000000"/>
-          <w:sz w:val="22"/>
-          <w:szCs w:val="22"/>
+          <w:sz w:val="30"/>
+          <w:szCs w:val="30"/>
         </w:rPr>
       </w:pPr>
       <w:hyperlink r:id="rId8" w:history="1">
         <w:r>
           <w:rPr>
             <w:rStyle w:val="Hyperlink"/>
+            <w:rFonts w:asciiTheme="minorHAnsi" w:hAnsiTheme="minorHAnsi" w:cstheme="minorHAnsi"/>
             <w:b/>
             <w:bCs/>
             <w:i/>
-            <w:sz w:val="22"/>
-            <w:szCs w:val="22"/>
+            <w:sz w:val="30"/>
+            <w:szCs w:val="30"/>
           </w:rPr>
           <w:t>Turnover:</w:t>
         </w:r>
         <w:r>
           <w:rPr>
             <w:rStyle w:val="Hyperlink"/>
+            <w:rFonts w:asciiTheme="minorHAnsi" w:hAnsiTheme="minorHAnsi" w:cstheme="minorHAnsi"/>
+            <w:sz w:val="30"/>
+            <w:szCs w:val="30"/>
           </w:rPr>
           <w:t xml:space="preserve"> </w:t>
         </w:r>
         <w:r>
           <w:rPr>
             <w:rStyle w:val="Hyperlink"/>
+            <w:rFonts w:asciiTheme="minorHAnsi" w:hAnsiTheme="minorHAnsi" w:cstheme="minorHAnsi"/>
             <w:b/>
             <w:bCs/>
             <w:i/>
-            <w:sz w:val="22"/>
-            <w:szCs w:val="22"/>
+            <w:sz w:val="30"/>
+            <w:szCs w:val="30"/>
           </w:rPr>
           <w:t>A New Leaf</w:t>
         </w:r>
       </w:hyperlink>
       <w:r>
         <w:rPr>
+          <w:rFonts w:asciiTheme="minorHAnsi" w:hAnsiTheme="minorHAnsi" w:cstheme="minorHAnsi"/>
           <w:b/>
           <w:bCs/>
           <w:i/>
-          <w:sz w:val="22"/>
-          <w:szCs w:val="22"/>
+          <w:sz w:val="30"/>
+          <w:szCs w:val="30"/>
         </w:rPr>
         <w:t xml:space="preserve"> </w:t>
       </w:r>
       <w:r>
         <w:rPr>
+          <w:rFonts w:asciiTheme="minorHAnsi" w:hAnsiTheme="minorHAnsi" w:cstheme="minorHAnsi"/>
           <w:iCs/>
           <w:color w:val="000000"/>
-          <w:sz w:val="22"/>
-          <w:szCs w:val="22"/>
-        </w:rPr>
-        <w:t>–</w:t>
-      </w:r>
-      <w:r>
-        <w:rPr>
+          <w:sz w:val="30"/>
+          <w:szCs w:val="30"/>
+        </w:rPr>
+        <w:t xml:space="preserve">– </w:t>
+      </w:r>
+      <w:r>
+        <w:rPr>
+          <w:rFonts w:asciiTheme="minorHAnsi" w:hAnsiTheme="minorHAnsi" w:cstheme="minorHAnsi"/>
           <w:iCs/>
           <w:color w:val="000000"/>
-          <w:sz w:val="22"/>
-          <w:szCs w:val="22"/>
-        </w:rPr>
-        <w:t xml:space="preserve"> </w:t>
-      </w:r>
-      <w:r>
-        <w:rPr>
-          <w:iCs/>
-          <w:color w:val="000000"/>
-          <w:sz w:val="22"/>
-          <w:szCs w:val="22"/>
+          <w:sz w:val="30"/>
+          <w:szCs w:val="30"/>
         </w:rPr>
         <w:t>plant-based musical about queer kids who uproot their families’ green cards</w:t>
       </w:r>
@@ -302,10 +294,11 @@
       <w:pPr>
         <w:ind w:right="-184"/>
         <w:rPr>
+          <w:rFonts w:asciiTheme="minorHAnsi" w:hAnsiTheme="minorHAnsi" w:cstheme="minorHAnsi"/>
           <w:iCs/>
           <w:color w:val="000000"/>
-          <w:sz w:val="22"/>
-          <w:szCs w:val="22"/>
+          <w:sz w:val="30"/>
+          <w:szCs w:val="30"/>
         </w:rPr>
       </w:pPr>
     </w:p>
@@ -313,80 +306,88 @@
       <w:pPr>
         <w:ind w:right="-4"/>
         <w:rPr>
+          <w:rFonts w:asciiTheme="minorHAnsi" w:hAnsiTheme="minorHAnsi" w:cstheme="minorHAnsi"/>
           <w:bCs/>
           <w:color w:val="000000"/>
-          <w:sz w:val="22"/>
-          <w:szCs w:val="22"/>
+          <w:sz w:val="30"/>
+          <w:szCs w:val="30"/>
         </w:rPr>
       </w:pPr>
       <w:hyperlink r:id="rId9" w:history="1">
         <w:r>
           <w:rPr>
             <w:rStyle w:val="Hyperlink"/>
+            <w:rFonts w:asciiTheme="minorHAnsi" w:hAnsiTheme="minorHAnsi" w:cstheme="minorHAnsi"/>
             <w:b/>
             <w:i/>
             <w:iCs/>
-            <w:sz w:val="22"/>
-            <w:szCs w:val="22"/>
+            <w:sz w:val="30"/>
+            <w:szCs w:val="30"/>
           </w:rPr>
           <w:t>(Come Out of the) Woodwork</w:t>
         </w:r>
       </w:hyperlink>
       <w:r>
         <w:rPr>
+          <w:rFonts w:asciiTheme="minorHAnsi" w:hAnsiTheme="minorHAnsi" w:cstheme="minorHAnsi"/>
           <w:bCs/>
           <w:i/>
           <w:iCs/>
           <w:color w:val="000000"/>
-          <w:sz w:val="22"/>
-          <w:szCs w:val="22"/>
+          <w:sz w:val="30"/>
+          <w:szCs w:val="30"/>
         </w:rPr>
         <w:t xml:space="preserve"> </w:t>
       </w:r>
       <w:r>
         <w:rPr>
+          <w:rFonts w:asciiTheme="minorHAnsi" w:hAnsiTheme="minorHAnsi" w:cstheme="minorHAnsi"/>
           <w:bCs/>
           <w:color w:val="000000"/>
-          <w:sz w:val="22"/>
-          <w:szCs w:val="22"/>
+          <w:sz w:val="30"/>
+          <w:szCs w:val="30"/>
         </w:rPr>
         <w:t xml:space="preserve"> –</w:t>
       </w:r>
       <w:r>
         <w:rPr>
+          <w:rFonts w:asciiTheme="minorHAnsi" w:hAnsiTheme="minorHAnsi" w:cstheme="minorHAnsi"/>
           <w:bCs/>
           <w:color w:val="000000"/>
-          <w:sz w:val="22"/>
-          <w:szCs w:val="22"/>
+          <w:sz w:val="30"/>
+          <w:szCs w:val="30"/>
         </w:rPr>
         <w:t xml:space="preserve"> </w:t>
       </w:r>
       <w:r>
         <w:rPr>
+          <w:rFonts w:asciiTheme="minorHAnsi" w:hAnsiTheme="minorHAnsi" w:cstheme="minorHAnsi"/>
           <w:bCs/>
           <w:color w:val="000000"/>
-          <w:sz w:val="22"/>
-          <w:szCs w:val="22"/>
+          <w:sz w:val="30"/>
+          <w:szCs w:val="30"/>
         </w:rPr>
         <w:t xml:space="preserve">adventures of Parsley and Pyrus long after </w:t>
       </w:r>
       <w:r>
         <w:rPr>
+          <w:rFonts w:asciiTheme="minorHAnsi" w:hAnsiTheme="minorHAnsi" w:cstheme="minorHAnsi"/>
           <w:bCs/>
           <w:i/>
           <w:iCs/>
           <w:color w:val="000000"/>
-          <w:sz w:val="22"/>
-          <w:szCs w:val="22"/>
+          <w:sz w:val="30"/>
+          <w:szCs w:val="30"/>
         </w:rPr>
         <w:t>Turnover: A New Leaf</w:t>
       </w:r>
       <w:r>
         <w:rPr>
+          <w:rFonts w:asciiTheme="minorHAnsi" w:hAnsiTheme="minorHAnsi" w:cstheme="minorHAnsi"/>
           <w:bCs/>
           <w:color w:val="000000"/>
-          <w:sz w:val="22"/>
-          <w:szCs w:val="22"/>
+          <w:sz w:val="30"/>
+          <w:szCs w:val="30"/>
         </w:rPr>
         <w:t>.</w:t>
       </w:r>
@@ -395,210 +396,11 @@
       <w:pPr>
         <w:ind w:right="-184"/>
         <w:rPr>
+          <w:rFonts w:asciiTheme="minorHAnsi" w:hAnsiTheme="minorHAnsi" w:cstheme="minorHAnsi"/>
           <w:iCs/>
           <w:color w:val="000000"/>
-          <w:sz w:val="22"/>
-          <w:szCs w:val="22"/>
-        </w:rPr>
-      </w:pPr>
-    </w:p>
-    <w:p>
-      <w:pPr>
-        <w:ind w:right="-4"/>
-        <w:rPr>
-          <w:b/>
-          <w:bCs/>
-          <w:color w:val="00B050"/>
-          <w:sz w:val="22"/>
-          <w:szCs w:val="22"/>
-          <w:u w:val="single"/>
-        </w:rPr>
-      </w:pPr>
-      <w:r>
-        <w:rPr>
-          <w:b/>
-          <w:bCs/>
-          <w:color w:val="00B050"/>
-          <w:sz w:val="22"/>
-          <w:szCs w:val="22"/>
-          <w:u w:val="single"/>
-        </w:rPr>
-        <w:t>ZOOLOGY</w:t>
-      </w:r>
-    </w:p>
-    <w:p>
-      <w:pPr>
-        <w:ind w:right="-4"/>
-        <w:rPr>
-          <w:bCs/>
-          <w:color w:val="000000"/>
-          <w:sz w:val="22"/>
-          <w:szCs w:val="22"/>
-        </w:rPr>
-      </w:pPr>
-      <w:r>
-        <w:rPr>
-          <w:b/>
-          <w:i/>
-          <w:iCs/>
-          <w:color w:val="000000"/>
-          <w:sz w:val="22"/>
-          <w:szCs w:val="22"/>
-        </w:rPr>
-        <w:t xml:space="preserve">The </w:t>
-      </w:r>
-      <w:r>
-        <w:rPr>
-          <w:b/>
-          <w:i/>
-          <w:iCs/>
-          <w:color w:val="000000"/>
-          <w:sz w:val="22"/>
-          <w:szCs w:val="22"/>
-        </w:rPr>
-        <w:t>Bookworms</w:t>
-      </w:r>
-      <w:r>
-        <w:rPr>
-          <w:bCs/>
-          <w:color w:val="000000"/>
-          <w:sz w:val="22"/>
-          <w:szCs w:val="22"/>
-        </w:rPr>
-        <w:t xml:space="preserve"> – </w:t>
-      </w:r>
-      <w:r>
-        <w:rPr>
-          <w:bCs/>
-          <w:color w:val="000000"/>
-          <w:sz w:val="22"/>
-          <w:szCs w:val="22"/>
-        </w:rPr>
-        <w:t>a</w:t>
-      </w:r>
-      <w:r>
-        <w:rPr>
-          <w:bCs/>
-          <w:color w:val="000000"/>
-          <w:sz w:val="22"/>
-          <w:szCs w:val="22"/>
-        </w:rPr>
-        <w:t xml:space="preserve">n </w:t>
-      </w:r>
-      <w:r>
-        <w:rPr>
-          <w:bCs/>
-          <w:color w:val="000000"/>
-          <w:sz w:val="22"/>
-          <w:szCs w:val="22"/>
-        </w:rPr>
-        <w:t>entomological</w:t>
-      </w:r>
-      <w:r>
-        <w:rPr>
-          <w:bCs/>
-          <w:color w:val="000000"/>
-          <w:sz w:val="22"/>
-          <w:szCs w:val="22"/>
-        </w:rPr>
-        <w:t xml:space="preserve"> play about bugs who form a book club in an abandoned library</w:t>
-      </w:r>
-    </w:p>
-    <w:p>
-      <w:pPr>
-        <w:ind w:right="-184"/>
-        <w:rPr>
-          <w:iCs/>
-          <w:color w:val="000000"/>
-          <w:sz w:val="22"/>
-          <w:szCs w:val="22"/>
-        </w:rPr>
-      </w:pPr>
-    </w:p>
-    <w:p>
-      <w:pPr>
-        <w:ind w:right="-4"/>
-        <w:rPr>
-          <w:bCs/>
-          <w:color w:val="000000"/>
-          <w:sz w:val="22"/>
-          <w:szCs w:val="22"/>
-        </w:rPr>
-      </w:pPr>
-      <w:r>
-        <w:rPr>
-          <w:b/>
-          <w:i/>
-          <w:iCs/>
-          <w:color w:val="000000"/>
-          <w:sz w:val="22"/>
-          <w:szCs w:val="22"/>
-        </w:rPr>
-        <w:t>Mimicry</w:t>
-      </w:r>
-      <w:r>
-        <w:rPr>
-          <w:bCs/>
-          <w:color w:val="000000"/>
-          <w:sz w:val="22"/>
-          <w:szCs w:val="22"/>
-        </w:rPr>
-        <w:t xml:space="preserve"> – </w:t>
-      </w:r>
-      <w:r>
-        <w:rPr>
-          <w:bCs/>
-          <w:color w:val="000000"/>
-          <w:sz w:val="21"/>
-          <w:szCs w:val="21"/>
-        </w:rPr>
-        <w:t>a</w:t>
-      </w:r>
-      <w:r>
-        <w:rPr>
-          <w:bCs/>
-          <w:color w:val="000000"/>
-          <w:sz w:val="21"/>
-          <w:szCs w:val="21"/>
-        </w:rPr>
-        <w:t xml:space="preserve">n evolutionary two-hander play </w:t>
-      </w:r>
-      <w:r>
-        <w:rPr>
-          <w:bCs/>
-          <w:color w:val="000000"/>
-          <w:sz w:val="21"/>
-          <w:szCs w:val="21"/>
-        </w:rPr>
-        <w:t xml:space="preserve">that </w:t>
-      </w:r>
-      <w:r>
-        <w:rPr>
-          <w:bCs/>
-          <w:color w:val="000000"/>
-          <w:sz w:val="21"/>
-          <w:szCs w:val="21"/>
-        </w:rPr>
-        <w:t xml:space="preserve">follows a myna bird and monitor lizard as they become the legendary phoenix and dragon after mourning the loss of their children by a </w:t>
-      </w:r>
-      <w:r>
-        <w:rPr>
-          <w:bCs/>
-          <w:color w:val="000000"/>
-          <w:sz w:val="21"/>
-          <w:szCs w:val="21"/>
-        </w:rPr>
-        <w:t>campfire</w:t>
-      </w:r>
-    </w:p>
-    <w:p>
-      <w:pPr>
-        <w:ind w:right="-184"/>
-        <w:rPr>
-          <w:iCs/>
-          <w:color w:val="000000"/>
-          <w:sz w:val="22"/>
-          <w:szCs w:val="22"/>
+          <w:sz w:val="30"/>
+          <w:szCs w:val="30"/>
         </w:rPr>
       </w:pPr>
     </w:p>
@@ -607,99 +409,157 @@
         <w:ind w:right="-4"/>
         <w:jc w:val="center"/>
         <w:rPr>
+          <w:rFonts w:asciiTheme="minorHAnsi" w:hAnsiTheme="minorHAnsi" w:cstheme="minorHAnsi"/>
           <w:b/>
           <w:bCs/>
-          <w:sz w:val="22"/>
-          <w:szCs w:val="22"/>
+          <w:color w:val="00B050"/>
+          <w:sz w:val="30"/>
+          <w:szCs w:val="30"/>
           <w:u w:val="single"/>
         </w:rPr>
       </w:pPr>
       <w:r>
         <w:rPr>
+          <w:rFonts w:asciiTheme="minorHAnsi" w:hAnsiTheme="minorHAnsi" w:cstheme="minorHAnsi"/>
           <w:b/>
           <w:bCs/>
-          <w:sz w:val="22"/>
-          <w:szCs w:val="22"/>
+          <w:color w:val="00B050"/>
+          <w:sz w:val="30"/>
+          <w:szCs w:val="30"/>
           <w:u w:val="single"/>
         </w:rPr>
-        <w:t>CHEMISTRY</w:t>
+        <w:t>ZOOLOGY</w:t>
+      </w:r>
+    </w:p>
+    <w:p>
+      <w:pPr>
+        <w:ind w:right="-4"/>
+        <w:rPr>
+          <w:rFonts w:asciiTheme="minorHAnsi" w:hAnsiTheme="minorHAnsi" w:cstheme="minorHAnsi"/>
+          <w:bCs/>
+          <w:color w:val="000000"/>
+          <w:sz w:val="30"/>
+          <w:szCs w:val="30"/>
+        </w:rPr>
+      </w:pPr>
+      <w:r>
+        <w:rPr>
+          <w:rFonts w:asciiTheme="minorHAnsi" w:hAnsiTheme="minorHAnsi" w:cstheme="minorHAnsi"/>
+          <w:b/>
+          <w:i/>
+          <w:iCs/>
+          <w:color w:val="000000"/>
+          <w:sz w:val="30"/>
+          <w:szCs w:val="30"/>
+        </w:rPr>
+        <w:t>The Bookworms</w:t>
+      </w:r>
+      <w:r>
+        <w:rPr>
+          <w:rFonts w:asciiTheme="minorHAnsi" w:hAnsiTheme="minorHAnsi" w:cstheme="minorHAnsi"/>
+          <w:bCs/>
+          <w:color w:val="000000"/>
+          <w:sz w:val="30"/>
+          <w:szCs w:val="30"/>
+        </w:rPr>
+        <w:t xml:space="preserve"> – </w:t>
+      </w:r>
+      <w:r>
+        <w:rPr>
+          <w:rFonts w:asciiTheme="minorHAnsi" w:hAnsiTheme="minorHAnsi" w:cstheme="minorHAnsi"/>
+          <w:bCs/>
+          <w:color w:val="000000"/>
+          <w:sz w:val="30"/>
+          <w:szCs w:val="30"/>
+        </w:rPr>
+        <w:t>a</w:t>
+      </w:r>
+      <w:r>
+        <w:rPr>
+          <w:rFonts w:asciiTheme="minorHAnsi" w:hAnsiTheme="minorHAnsi" w:cstheme="minorHAnsi"/>
+          <w:bCs/>
+          <w:color w:val="000000"/>
+          <w:sz w:val="30"/>
+          <w:szCs w:val="30"/>
+        </w:rPr>
+        <w:t>n entomological play about bugs who form a book club in an abandoned library</w:t>
       </w:r>
     </w:p>
     <w:p>
       <w:pPr>
         <w:ind w:right="-184"/>
         <w:rPr>
+          <w:rFonts w:asciiTheme="minorHAnsi" w:hAnsiTheme="minorHAnsi" w:cstheme="minorHAnsi"/>
           <w:iCs/>
           <w:color w:val="000000"/>
-          <w:sz w:val="22"/>
-          <w:szCs w:val="22"/>
+          <w:sz w:val="30"/>
+          <w:szCs w:val="30"/>
         </w:rPr>
       </w:pPr>
-      <w:r>
-        <w:rPr>
+    </w:p>
+    <w:p>
+      <w:pPr>
+        <w:ind w:right="-4"/>
+        <w:rPr>
+          <w:rFonts w:asciiTheme="minorHAnsi" w:hAnsiTheme="minorHAnsi" w:cstheme="minorHAnsi"/>
+          <w:bCs/>
+          <w:color w:val="000000"/>
+          <w:sz w:val="30"/>
+          <w:szCs w:val="30"/>
+        </w:rPr>
+      </w:pPr>
+      <w:r>
+        <w:rPr>
+          <w:rFonts w:asciiTheme="minorHAnsi" w:hAnsiTheme="minorHAnsi" w:cstheme="minorHAnsi"/>
           <w:b/>
-          <w:bCs/>
           <w:i/>
-          <w:color w:val="000000"/>
-          <w:sz w:val="22"/>
-          <w:szCs w:val="22"/>
-        </w:rPr>
-        <w:t>Chemicals in the Water</w:t>
-      </w:r>
-      <w:r>
-        <w:rPr>
           <w:iCs/>
           <w:color w:val="000000"/>
-          <w:sz w:val="22"/>
-          <w:szCs w:val="22"/>
+          <w:sz w:val="30"/>
+          <w:szCs w:val="30"/>
+        </w:rPr>
+        <w:t>Mimicry</w:t>
+      </w:r>
+      <w:r>
+        <w:rPr>
+          <w:rFonts w:asciiTheme="minorHAnsi" w:hAnsiTheme="minorHAnsi" w:cstheme="minorHAnsi"/>
+          <w:bCs/>
+          <w:color w:val="000000"/>
+          <w:sz w:val="30"/>
+          <w:szCs w:val="30"/>
         </w:rPr>
         <w:t xml:space="preserve"> – </w:t>
       </w:r>
       <w:r>
         <w:rPr>
-          <w:iCs/>
+          <w:rFonts w:asciiTheme="minorHAnsi" w:hAnsiTheme="minorHAnsi" w:cstheme="minorHAnsi"/>
+          <w:bCs/>
           <w:color w:val="000000"/>
-          <w:sz w:val="22"/>
-          <w:szCs w:val="22"/>
+          <w:sz w:val="30"/>
+          <w:szCs w:val="30"/>
         </w:rPr>
         <w:t>a</w:t>
       </w:r>
       <w:r>
         <w:rPr>
-          <w:iCs/>
+          <w:rFonts w:asciiTheme="minorHAnsi" w:hAnsiTheme="minorHAnsi" w:cstheme="minorHAnsi"/>
+          <w:bCs/>
           <w:color w:val="000000"/>
-          <w:sz w:val="22"/>
-          <w:szCs w:val="22"/>
-        </w:rPr>
-        <w:t xml:space="preserve"> </w:t>
-      </w:r>
-      <w:r>
-        <w:rPr>
-          <w:iCs/>
-          <w:color w:val="000000"/>
-          <w:sz w:val="22"/>
-          <w:szCs w:val="22"/>
-        </w:rPr>
-        <w:t xml:space="preserve">musical romantic black comedy about a couple chemicals who form a toxic relationship after their train </w:t>
-      </w:r>
-      <w:r>
-        <w:rPr>
-          <w:iCs/>
-          <w:color w:val="000000"/>
-          <w:sz w:val="22"/>
-          <w:szCs w:val="22"/>
-        </w:rPr>
-        <w:t>derails</w:t>
+          <w:sz w:val="30"/>
+          <w:szCs w:val="30"/>
+        </w:rPr>
+        <w:t>n evolutionary two-hander play that follows a myna bird and monitor lizard as they become the legendary phoenix and dragon after mourning the loss of their children by a campfire</w:t>
       </w:r>
     </w:p>
     <w:p>
       <w:pPr>
         <w:ind w:right="-184"/>
         <w:rPr>
+          <w:rFonts w:asciiTheme="minorHAnsi" w:hAnsiTheme="minorHAnsi" w:cstheme="minorHAnsi"/>
           <w:iCs/>
           <w:color w:val="000000"/>
-          <w:sz w:val="22"/>
-          <w:szCs w:val="22"/>
+          <w:sz w:val="30"/>
+          <w:szCs w:val="30"/>
         </w:rPr>
       </w:pPr>
     </w:p>
@@ -708,43 +568,89 @@
         <w:ind w:right="-4"/>
         <w:jc w:val="center"/>
         <w:rPr>
+          <w:rFonts w:asciiTheme="minorHAnsi" w:hAnsiTheme="minorHAnsi" w:cstheme="minorHAnsi"/>
           <w:b/>
           <w:bCs/>
-          <w:sz w:val="22"/>
-          <w:szCs w:val="22"/>
+          <w:sz w:val="30"/>
+          <w:szCs w:val="30"/>
           <w:u w:val="single"/>
         </w:rPr>
       </w:pPr>
       <w:r>
         <w:rPr>
+          <w:rFonts w:asciiTheme="minorHAnsi" w:hAnsiTheme="minorHAnsi" w:cstheme="minorHAnsi"/>
           <w:b/>
           <w:bCs/>
-          <w:sz w:val="22"/>
-          <w:szCs w:val="22"/>
+          <w:sz w:val="30"/>
+          <w:szCs w:val="30"/>
           <w:u w:val="single"/>
         </w:rPr>
-        <w:t>COMPUTER SCIENCE &amp; TECHNOLOGY</w:t>
+        <w:t>CHEMISTRY</w:t>
       </w:r>
     </w:p>
     <w:p>
       <w:pPr>
         <w:ind w:right="-184"/>
         <w:rPr>
+          <w:rFonts w:asciiTheme="minorHAnsi" w:hAnsiTheme="minorHAnsi" w:cstheme="minorHAnsi"/>
           <w:iCs/>
           <w:color w:val="000000"/>
-          <w:sz w:val="22"/>
-          <w:szCs w:val="22"/>
+          <w:sz w:val="30"/>
+          <w:szCs w:val="30"/>
         </w:rPr>
       </w:pPr>
+      <w:r>
+        <w:rPr>
+          <w:rFonts w:asciiTheme="minorHAnsi" w:hAnsiTheme="minorHAnsi" w:cstheme="minorHAnsi"/>
+          <w:b/>
+          <w:bCs/>
+          <w:i/>
+          <w:color w:val="000000"/>
+          <w:sz w:val="30"/>
+          <w:szCs w:val="30"/>
+        </w:rPr>
+        <w:t>Chemicals in the Water</w:t>
+      </w:r>
+      <w:r>
+        <w:rPr>
+          <w:rFonts w:asciiTheme="minorHAnsi" w:hAnsiTheme="minorHAnsi" w:cstheme="minorHAnsi"/>
+          <w:iCs/>
+          <w:color w:val="000000"/>
+          <w:sz w:val="30"/>
+          <w:szCs w:val="30"/>
+        </w:rPr>
+        <w:t xml:space="preserve"> – </w:t>
+      </w:r>
+      <w:r>
+        <w:rPr>
+          <w:rFonts w:asciiTheme="minorHAnsi" w:hAnsiTheme="minorHAnsi" w:cstheme="minorHAnsi"/>
+          <w:iCs/>
+          <w:color w:val="000000"/>
+          <w:sz w:val="30"/>
+          <w:szCs w:val="30"/>
+        </w:rPr>
+        <w:t>a</w:t>
+      </w:r>
+      <w:r>
+        <w:rPr>
+          <w:rFonts w:asciiTheme="minorHAnsi" w:hAnsiTheme="minorHAnsi" w:cstheme="minorHAnsi"/>
+          <w:iCs/>
+          <w:color w:val="000000"/>
+          <w:sz w:val="30"/>
+          <w:szCs w:val="30"/>
+        </w:rPr>
+        <w:t xml:space="preserve"> musical romantic black comedy about a couple chemicals who form a toxic relationship after their train derails</w:t>
+      </w:r>
     </w:p>
     <w:p>
       <w:pPr>
         <w:ind w:right="-184"/>
         <w:rPr>
+          <w:rFonts w:asciiTheme="minorHAnsi" w:hAnsiTheme="minorHAnsi" w:cstheme="minorHAnsi"/>
           <w:iCs/>
           <w:color w:val="000000"/>
-          <w:sz w:val="22"/>
-          <w:szCs w:val="22"/>
+          <w:sz w:val="30"/>
+          <w:szCs w:val="30"/>
         </w:rPr>
       </w:pPr>
     </w:p>
@@ -753,141 +659,47 @@
         <w:ind w:right="-4"/>
         <w:jc w:val="center"/>
         <w:rPr>
+          <w:rFonts w:asciiTheme="minorHAnsi" w:hAnsiTheme="minorHAnsi" w:cstheme="minorHAnsi"/>
           <w:b/>
           <w:bCs/>
-          <w:sz w:val="22"/>
-          <w:szCs w:val="22"/>
+          <w:sz w:val="30"/>
+          <w:szCs w:val="30"/>
           <w:u w:val="single"/>
         </w:rPr>
       </w:pPr>
       <w:r>
         <w:rPr>
+          <w:rFonts w:asciiTheme="minorHAnsi" w:hAnsiTheme="minorHAnsi" w:cstheme="minorHAnsi"/>
           <w:b/>
           <w:bCs/>
-          <w:sz w:val="22"/>
-          <w:szCs w:val="22"/>
+          <w:sz w:val="30"/>
+          <w:szCs w:val="30"/>
           <w:u w:val="single"/>
         </w:rPr>
-        <w:t>EARTH SCIENCE (GEOLOGY/METEOROLOGY/OCEANOGRAPHY)</w:t>
-      </w:r>
-    </w:p>
-    <w:p>
-      <w:pPr>
-        <w:ind w:right="-4"/>
-        <w:rPr>
-          <w:b/>
-          <w:bCs/>
-          <w:color w:val="00B050"/>
-          <w:sz w:val="22"/>
-          <w:szCs w:val="22"/>
-          <w:u w:val="single"/>
-        </w:rPr>
-      </w:pPr>
-      <w:r>
-        <w:rPr>
-          <w:b/>
-          <w:bCs/>
-          <w:color w:val="00B050"/>
-          <w:sz w:val="22"/>
-          <w:szCs w:val="22"/>
-          <w:u w:val="single"/>
-        </w:rPr>
-        <w:t>METEOROLOGY</w:t>
-      </w:r>
-    </w:p>
-    <w:p>
-      <w:pPr>
-        <w:ind w:right="-4"/>
-        <w:rPr>
-          <w:bCs/>
-          <w:color w:val="000000"/>
-          <w:sz w:val="22"/>
-          <w:szCs w:val="22"/>
-        </w:rPr>
-      </w:pPr>
-      <w:r>
-        <w:rPr>
-          <w:b/>
-          <w:i/>
-          <w:iCs/>
-          <w:color w:val="000000"/>
-          <w:sz w:val="22"/>
-          <w:szCs w:val="22"/>
-        </w:rPr>
-        <w:t>The Seasoned Veteran</w:t>
-      </w:r>
-      <w:r>
-        <w:rPr>
-          <w:bCs/>
-          <w:color w:val="000000"/>
-          <w:sz w:val="22"/>
-          <w:szCs w:val="22"/>
-        </w:rPr>
-        <w:t xml:space="preserve"> – </w:t>
-      </w:r>
-      <w:r>
-        <w:rPr>
-          <w:bCs/>
-          <w:color w:val="000000"/>
-          <w:sz w:val="22"/>
-          <w:szCs w:val="22"/>
-        </w:rPr>
-        <w:t>a</w:t>
-      </w:r>
-      <w:r>
-        <w:rPr>
-          <w:bCs/>
-          <w:color w:val="000000"/>
-          <w:sz w:val="22"/>
-          <w:szCs w:val="22"/>
-        </w:rPr>
-        <w:t xml:space="preserve"> musical about </w:t>
-      </w:r>
-      <w:r>
-        <w:rPr>
-          <w:bCs/>
-          <w:color w:val="000000"/>
-          <w:sz w:val="22"/>
-          <w:szCs w:val="22"/>
-        </w:rPr>
-        <w:t xml:space="preserve">how </w:t>
-      </w:r>
-      <w:r>
-        <w:rPr>
-          <w:bCs/>
-          <w:color w:val="000000"/>
-          <w:sz w:val="22"/>
-          <w:szCs w:val="22"/>
-        </w:rPr>
-        <w:t xml:space="preserve">Monsoon and Drought Season </w:t>
-      </w:r>
-      <w:r>
-        <w:rPr>
-          <w:bCs/>
-          <w:color w:val="000000"/>
-          <w:sz w:val="22"/>
-          <w:szCs w:val="22"/>
-        </w:rPr>
-        <w:t>lose</w:t>
-      </w:r>
-      <w:r>
-        <w:rPr>
-          <w:bCs/>
-          <w:color w:val="000000"/>
-          <w:sz w:val="22"/>
-          <w:szCs w:val="22"/>
-        </w:rPr>
-        <w:t xml:space="preserve"> their winter child</w:t>
+        <w:t>COMPUTER SCIENCE &amp; TECHNOLOGY</w:t>
       </w:r>
     </w:p>
     <w:p>
       <w:pPr>
         <w:ind w:right="-184"/>
         <w:rPr>
+          <w:rFonts w:asciiTheme="minorHAnsi" w:hAnsiTheme="minorHAnsi" w:cstheme="minorHAnsi"/>
           <w:iCs/>
           <w:color w:val="000000"/>
-          <w:sz w:val="22"/>
-          <w:szCs w:val="22"/>
+          <w:sz w:val="30"/>
+          <w:szCs w:val="30"/>
+        </w:rPr>
+      </w:pPr>
+    </w:p>
+    <w:p>
+      <w:pPr>
+        <w:ind w:right="-184"/>
+        <w:rPr>
+          <w:rFonts w:asciiTheme="minorHAnsi" w:hAnsiTheme="minorHAnsi" w:cstheme="minorHAnsi"/>
+          <w:iCs/>
+          <w:color w:val="000000"/>
+          <w:sz w:val="30"/>
+          <w:szCs w:val="30"/>
         </w:rPr>
       </w:pPr>
     </w:p>
@@ -896,44 +708,117 @@
         <w:ind w:right="-4"/>
         <w:jc w:val="center"/>
         <w:rPr>
+          <w:rFonts w:asciiTheme="minorHAnsi" w:hAnsiTheme="minorHAnsi" w:cstheme="minorHAnsi"/>
           <w:b/>
           <w:bCs/>
-          <w:sz w:val="22"/>
-          <w:szCs w:val="22"/>
+          <w:sz w:val="30"/>
+          <w:szCs w:val="30"/>
           <w:u w:val="single"/>
         </w:rPr>
       </w:pPr>
       <w:r>
         <w:rPr>
+          <w:rFonts w:asciiTheme="minorHAnsi" w:hAnsiTheme="minorHAnsi" w:cstheme="minorHAnsi"/>
           <w:b/>
           <w:bCs/>
-          <w:sz w:val="22"/>
-          <w:szCs w:val="22"/>
+          <w:sz w:val="30"/>
+          <w:szCs w:val="30"/>
           <w:u w:val="single"/>
         </w:rPr>
-        <w:t>MATH &amp; DATA</w:t>
+        <w:t>EARTH SCIENCE (GEOLOGY/METEOROLOGY/OCEANOGRAPHY)</w:t>
       </w:r>
     </w:p>
     <w:p>
       <w:pPr>
         <w:ind w:right="-4"/>
-        <w:rPr>
+        <w:jc w:val="center"/>
+        <w:rPr>
+          <w:rFonts w:asciiTheme="minorHAnsi" w:hAnsiTheme="minorHAnsi" w:cstheme="minorHAnsi"/>
           <w:b/>
           <w:bCs/>
-          <w:sz w:val="21"/>
-          <w:szCs w:val="21"/>
+          <w:color w:val="00B050"/>
+          <w:sz w:val="30"/>
+          <w:szCs w:val="30"/>
           <w:u w:val="single"/>
         </w:rPr>
       </w:pPr>
+      <w:r>
+        <w:rPr>
+          <w:rFonts w:asciiTheme="minorHAnsi" w:hAnsiTheme="minorHAnsi" w:cstheme="minorHAnsi"/>
+          <w:b/>
+          <w:bCs/>
+          <w:color w:val="00B050"/>
+          <w:sz w:val="30"/>
+          <w:szCs w:val="30"/>
+          <w:u w:val="single"/>
+        </w:rPr>
+        <w:t>METEOROLOGY</w:t>
+      </w:r>
+    </w:p>
+    <w:p>
+      <w:pPr>
+        <w:ind w:right="-4"/>
+        <w:rPr>
+          <w:rFonts w:asciiTheme="minorHAnsi" w:hAnsiTheme="minorHAnsi" w:cstheme="minorHAnsi"/>
+          <w:bCs/>
+          <w:color w:val="000000"/>
+          <w:sz w:val="30"/>
+          <w:szCs w:val="30"/>
+        </w:rPr>
+      </w:pPr>
+      <w:r>
+        <w:rPr>
+          <w:rFonts w:asciiTheme="minorHAnsi" w:hAnsiTheme="minorHAnsi" w:cstheme="minorHAnsi"/>
+          <w:b/>
+          <w:i/>
+          <w:iCs/>
+          <w:color w:val="000000"/>
+          <w:sz w:val="30"/>
+          <w:szCs w:val="30"/>
+        </w:rPr>
+        <w:lastRenderedPageBreak/>
+        <w:t>The Seasoned Veteran</w:t>
+      </w:r>
+      <w:r>
+        <w:rPr>
+          <w:rFonts w:asciiTheme="minorHAnsi" w:hAnsiTheme="minorHAnsi" w:cstheme="minorHAnsi"/>
+          <w:bCs/>
+          <w:color w:val="000000"/>
+          <w:sz w:val="30"/>
+          <w:szCs w:val="30"/>
+        </w:rPr>
+        <w:t xml:space="preserve"> – </w:t>
+      </w:r>
+      <w:r>
+        <w:rPr>
+          <w:rFonts w:asciiTheme="minorHAnsi" w:hAnsiTheme="minorHAnsi" w:cstheme="minorHAnsi"/>
+          <w:bCs/>
+          <w:color w:val="000000"/>
+          <w:sz w:val="30"/>
+          <w:szCs w:val="30"/>
+        </w:rPr>
+        <w:t>a</w:t>
+      </w:r>
+      <w:r>
+        <w:rPr>
+          <w:rFonts w:asciiTheme="minorHAnsi" w:hAnsiTheme="minorHAnsi" w:cstheme="minorHAnsi"/>
+          <w:bCs/>
+          <w:color w:val="000000"/>
+          <w:sz w:val="30"/>
+          <w:szCs w:val="30"/>
+        </w:rPr>
+        <w:t xml:space="preserve"> musical about how Monsoon and Drought Season lose their winter child</w:t>
+      </w:r>
     </w:p>
     <w:p>
       <w:pPr>
         <w:ind w:right="-184"/>
         <w:rPr>
+          <w:rFonts w:asciiTheme="minorHAnsi" w:hAnsiTheme="minorHAnsi" w:cstheme="minorHAnsi"/>
           <w:iCs/>
           <w:color w:val="000000"/>
-          <w:sz w:val="22"/>
-          <w:szCs w:val="22"/>
+          <w:sz w:val="30"/>
+          <w:szCs w:val="30"/>
         </w:rPr>
       </w:pPr>
     </w:p>
@@ -942,110 +827,48 @@
         <w:ind w:right="-4"/>
         <w:jc w:val="center"/>
         <w:rPr>
+          <w:rFonts w:asciiTheme="minorHAnsi" w:hAnsiTheme="minorHAnsi" w:cstheme="minorHAnsi"/>
           <w:b/>
           <w:bCs/>
-          <w:sz w:val="22"/>
-          <w:szCs w:val="22"/>
+          <w:sz w:val="30"/>
+          <w:szCs w:val="30"/>
           <w:u w:val="single"/>
         </w:rPr>
       </w:pPr>
       <w:r>
         <w:rPr>
+          <w:rFonts w:asciiTheme="minorHAnsi" w:hAnsiTheme="minorHAnsi" w:cstheme="minorHAnsi"/>
           <w:b/>
           <w:bCs/>
-          <w:sz w:val="22"/>
-          <w:szCs w:val="22"/>
+          <w:sz w:val="30"/>
+          <w:szCs w:val="30"/>
           <w:u w:val="single"/>
         </w:rPr>
-        <w:t>MEDICINE &amp; HEALTH</w:t>
+        <w:t>MATH &amp; DATA</w:t>
       </w:r>
     </w:p>
     <w:p>
       <w:pPr>
         <w:ind w:right="-4"/>
         <w:rPr>
+          <w:rFonts w:asciiTheme="minorHAnsi" w:hAnsiTheme="minorHAnsi" w:cstheme="minorHAnsi"/>
+          <w:b/>
           <w:bCs/>
-          <w:color w:val="000000"/>
-          <w:sz w:val="22"/>
-          <w:szCs w:val="22"/>
+          <w:sz w:val="30"/>
+          <w:szCs w:val="30"/>
+          <w:u w:val="single"/>
         </w:rPr>
       </w:pPr>
-      <w:r>
-        <w:rPr>
-          <w:b/>
-          <w:i/>
-          <w:iCs/>
-          <w:color w:val="000000"/>
-          <w:sz w:val="22"/>
-          <w:szCs w:val="22"/>
-        </w:rPr>
-        <w:t xml:space="preserve">The </w:t>
-      </w:r>
-      <w:r>
-        <w:rPr>
-          <w:b/>
-          <w:i/>
-          <w:iCs/>
-          <w:color w:val="000000"/>
-          <w:sz w:val="22"/>
-          <w:szCs w:val="22"/>
-        </w:rPr>
-        <w:t>Rest of My Life</w:t>
-      </w:r>
-      <w:r>
-        <w:rPr>
-          <w:bCs/>
-          <w:color w:val="000000"/>
-          <w:sz w:val="22"/>
-          <w:szCs w:val="22"/>
-        </w:rPr>
-        <w:t xml:space="preserve"> – </w:t>
-      </w:r>
-      <w:r>
-        <w:rPr>
-          <w:bCs/>
-          <w:color w:val="000000"/>
-          <w:sz w:val="22"/>
-          <w:szCs w:val="22"/>
-        </w:rPr>
-        <w:t>a</w:t>
-      </w:r>
-      <w:r>
-        <w:rPr>
-          <w:bCs/>
-          <w:color w:val="000000"/>
-          <w:sz w:val="22"/>
-          <w:szCs w:val="22"/>
-        </w:rPr>
-        <w:t xml:space="preserve"> musical </w:t>
-      </w:r>
-      <w:r>
-        <w:rPr>
-          <w:bCs/>
-          <w:color w:val="000000"/>
-          <w:sz w:val="22"/>
-          <w:szCs w:val="22"/>
-        </w:rPr>
-        <w:t>of your dreams</w:t>
-      </w:r>
-      <w:r>
-        <w:rPr>
-          <w:bCs/>
-          <w:color w:val="000000"/>
-          <w:sz w:val="22"/>
-          <w:szCs w:val="22"/>
-        </w:rPr>
-        <w:t>.</w:t>
-      </w:r>
     </w:p>
     <w:p>
       <w:pPr>
         <w:ind w:right="-184"/>
         <w:rPr>
+          <w:rFonts w:asciiTheme="minorHAnsi" w:hAnsiTheme="minorHAnsi" w:cstheme="minorHAnsi"/>
           <w:iCs/>
           <w:color w:val="000000"/>
-          <w:sz w:val="22"/>
-          <w:szCs w:val="22"/>
+          <w:sz w:val="30"/>
+          <w:szCs w:val="30"/>
         </w:rPr>
       </w:pPr>
     </w:p>
@@ -1054,153 +877,89 @@
         <w:ind w:right="-4"/>
         <w:jc w:val="center"/>
         <w:rPr>
+          <w:rFonts w:asciiTheme="minorHAnsi" w:hAnsiTheme="minorHAnsi" w:cstheme="minorHAnsi"/>
           <w:b/>
           <w:bCs/>
-          <w:sz w:val="22"/>
-          <w:szCs w:val="22"/>
+          <w:sz w:val="30"/>
+          <w:szCs w:val="30"/>
           <w:u w:val="single"/>
         </w:rPr>
       </w:pPr>
       <w:r>
         <w:rPr>
+          <w:rFonts w:asciiTheme="minorHAnsi" w:hAnsiTheme="minorHAnsi" w:cstheme="minorHAnsi"/>
           <w:b/>
           <w:bCs/>
-          <w:sz w:val="22"/>
-          <w:szCs w:val="22"/>
+          <w:sz w:val="30"/>
+          <w:szCs w:val="30"/>
           <w:u w:val="single"/>
         </w:rPr>
-        <w:t>PHYSICS</w:t>
+        <w:t>MEDICINE &amp; HEALTH</w:t>
+      </w:r>
+    </w:p>
+    <w:p>
+      <w:pPr>
+        <w:ind w:right="-4"/>
+        <w:rPr>
+          <w:rFonts w:asciiTheme="minorHAnsi" w:hAnsiTheme="minorHAnsi" w:cstheme="minorHAnsi"/>
+          <w:bCs/>
+          <w:color w:val="000000"/>
+          <w:sz w:val="30"/>
+          <w:szCs w:val="30"/>
+        </w:rPr>
+      </w:pPr>
+      <w:r>
+        <w:rPr>
+          <w:rFonts w:asciiTheme="minorHAnsi" w:hAnsiTheme="minorHAnsi" w:cstheme="minorHAnsi"/>
+          <w:b/>
+          <w:i/>
+          <w:iCs/>
+          <w:color w:val="000000"/>
+          <w:sz w:val="30"/>
+          <w:szCs w:val="30"/>
+        </w:rPr>
+        <w:t>The Rest of My Life</w:t>
+      </w:r>
+      <w:r>
+        <w:rPr>
+          <w:rFonts w:asciiTheme="minorHAnsi" w:hAnsiTheme="minorHAnsi" w:cstheme="minorHAnsi"/>
+          <w:bCs/>
+          <w:color w:val="000000"/>
+          <w:sz w:val="30"/>
+          <w:szCs w:val="30"/>
+        </w:rPr>
+        <w:t xml:space="preserve"> – </w:t>
+      </w:r>
+      <w:r>
+        <w:rPr>
+          <w:rFonts w:asciiTheme="minorHAnsi" w:hAnsiTheme="minorHAnsi" w:cstheme="minorHAnsi"/>
+          <w:bCs/>
+          <w:color w:val="000000"/>
+          <w:sz w:val="30"/>
+          <w:szCs w:val="30"/>
+        </w:rPr>
+        <w:t>a</w:t>
+      </w:r>
+      <w:r>
+        <w:rPr>
+          <w:rFonts w:asciiTheme="minorHAnsi" w:hAnsiTheme="minorHAnsi" w:cstheme="minorHAnsi"/>
+          <w:bCs/>
+          <w:color w:val="000000"/>
+          <w:sz w:val="30"/>
+          <w:szCs w:val="30"/>
+        </w:rPr>
+        <w:t xml:space="preserve"> musical of your dreams.</w:t>
       </w:r>
     </w:p>
     <w:p>
       <w:pPr>
         <w:ind w:right="-184"/>
         <w:rPr>
+          <w:rFonts w:asciiTheme="minorHAnsi" w:hAnsiTheme="minorHAnsi" w:cstheme="minorHAnsi"/>
           <w:iCs/>
           <w:color w:val="000000"/>
-          <w:sz w:val="22"/>
-          <w:szCs w:val="22"/>
-        </w:rPr>
-      </w:pPr>
-      <w:r>
-        <w:rPr>
-          <w:b/>
-          <w:bCs/>
-          <w:i/>
-          <w:color w:val="000000"/>
-          <w:sz w:val="22"/>
-          <w:szCs w:val="22"/>
-        </w:rPr>
-        <w:t>Tour</w:t>
-      </w:r>
-      <w:r>
-        <w:rPr>
-          <w:iCs/>
-          <w:color w:val="000000"/>
-          <w:sz w:val="22"/>
-          <w:szCs w:val="22"/>
-        </w:rPr>
-        <w:t xml:space="preserve"> – </w:t>
-      </w:r>
-      <w:r>
-        <w:rPr>
-          <w:iCs/>
-          <w:color w:val="000000"/>
-          <w:sz w:val="22"/>
-          <w:szCs w:val="22"/>
-        </w:rPr>
-        <w:t>a</w:t>
-      </w:r>
-      <w:r>
-        <w:rPr>
-          <w:iCs/>
-          <w:color w:val="000000"/>
-          <w:sz w:val="22"/>
-          <w:szCs w:val="22"/>
-        </w:rPr>
-        <w:t xml:space="preserve"> subatomic opera </w:t>
-      </w:r>
-      <w:r>
-        <w:rPr>
-          <w:iCs/>
-          <w:color w:val="000000"/>
-          <w:sz w:val="22"/>
-          <w:szCs w:val="22"/>
-        </w:rPr>
-        <w:t>about</w:t>
-      </w:r>
-      <w:r>
-        <w:rPr>
-          <w:iCs/>
-          <w:color w:val="000000"/>
-          <w:sz w:val="22"/>
-          <w:szCs w:val="22"/>
-        </w:rPr>
-        <w:t xml:space="preserve"> educators </w:t>
-      </w:r>
-      <w:r>
-        <w:rPr>
-          <w:iCs/>
-          <w:color w:val="000000"/>
-          <w:sz w:val="22"/>
-          <w:szCs w:val="22"/>
-        </w:rPr>
-        <w:t>(</w:t>
-      </w:r>
-      <w:r>
-        <w:rPr>
-          <w:iCs/>
-          <w:color w:val="000000"/>
-          <w:sz w:val="22"/>
-          <w:szCs w:val="22"/>
-        </w:rPr>
-        <w:t xml:space="preserve">Quark, Lepton, Boson, </w:t>
-      </w:r>
-      <w:r>
-        <w:rPr>
-          <w:iCs/>
-          <w:color w:val="000000"/>
-          <w:sz w:val="22"/>
-          <w:szCs w:val="22"/>
-        </w:rPr>
-        <w:t xml:space="preserve">and </w:t>
-      </w:r>
-      <w:r>
-        <w:rPr>
-          <w:iCs/>
-          <w:color w:val="000000"/>
-          <w:sz w:val="22"/>
-          <w:szCs w:val="22"/>
-        </w:rPr>
-        <w:t>Atom</w:t>
-      </w:r>
-      <w:r>
-        <w:rPr>
-          <w:iCs/>
-          <w:color w:val="000000"/>
-          <w:sz w:val="22"/>
-          <w:szCs w:val="22"/>
-        </w:rPr>
-        <w:t>)</w:t>
-      </w:r>
-      <w:r>
-        <w:rPr>
-          <w:iCs/>
-          <w:color w:val="000000"/>
-          <w:sz w:val="22"/>
-          <w:szCs w:val="22"/>
-        </w:rPr>
-        <w:t xml:space="preserve"> in the academic Accelerator.</w:t>
-      </w:r>
-    </w:p>
-    <w:p>
-      <w:pPr>
-        <w:ind w:right="-184"/>
-        <w:rPr>
-          <w:iCs/>
-          <w:color w:val="000000"/>
-          <w:sz w:val="22"/>
-          <w:szCs w:val="22"/>
+          <w:sz w:val="30"/>
+          <w:szCs w:val="30"/>
         </w:rPr>
       </w:pPr>
     </w:p>
@@ -1209,306 +968,89 @@
         <w:ind w:right="-4"/>
         <w:jc w:val="center"/>
         <w:rPr>
+          <w:rFonts w:asciiTheme="minorHAnsi" w:hAnsiTheme="minorHAnsi" w:cstheme="minorHAnsi"/>
           <w:b/>
           <w:bCs/>
-          <w:sz w:val="22"/>
-          <w:szCs w:val="22"/>
+          <w:sz w:val="30"/>
+          <w:szCs w:val="30"/>
           <w:u w:val="single"/>
         </w:rPr>
       </w:pPr>
       <w:r>
         <w:rPr>
+          <w:rFonts w:asciiTheme="minorHAnsi" w:hAnsiTheme="minorHAnsi" w:cstheme="minorHAnsi"/>
           <w:b/>
           <w:bCs/>
-          <w:sz w:val="22"/>
-          <w:szCs w:val="22"/>
+          <w:sz w:val="30"/>
+          <w:szCs w:val="30"/>
           <w:u w:val="single"/>
         </w:rPr>
-        <w:t>SCIENCE FICTION</w:t>
+        <w:t>PHYSICS</w:t>
       </w:r>
     </w:p>
     <w:p>
       <w:pPr>
         <w:ind w:right="-184"/>
         <w:rPr>
-          <w:i/>
+          <w:rFonts w:asciiTheme="minorHAnsi" w:hAnsiTheme="minorHAnsi" w:cstheme="minorHAnsi"/>
+          <w:iCs/>
           <w:color w:val="000000"/>
-          <w:sz w:val="22"/>
-          <w:szCs w:val="22"/>
+          <w:sz w:val="30"/>
+          <w:szCs w:val="30"/>
         </w:rPr>
       </w:pPr>
       <w:r>
         <w:rPr>
+          <w:rFonts w:asciiTheme="minorHAnsi" w:hAnsiTheme="minorHAnsi" w:cstheme="minorHAnsi"/>
           <w:b/>
           <w:bCs/>
           <w:i/>
           <w:color w:val="000000"/>
-          <w:sz w:val="22"/>
-          <w:szCs w:val="22"/>
-        </w:rPr>
-        <w:t>Check Out</w:t>
-      </w:r>
-      <w:r>
-        <w:rPr>
-          <w:i/>
-          <w:color w:val="000000"/>
-          <w:sz w:val="22"/>
-          <w:szCs w:val="22"/>
-        </w:rPr>
-        <w:t xml:space="preserve"> </w:t>
-      </w:r>
-      <w:r>
-        <w:rPr>
-          <w:color w:val="000000"/>
-          <w:sz w:val="22"/>
-          <w:szCs w:val="22"/>
-        </w:rPr>
-        <w:t>(</w:t>
-      </w:r>
-      <w:r>
-        <w:rPr>
+          <w:sz w:val="30"/>
+          <w:szCs w:val="30"/>
+        </w:rPr>
+        <w:t>Tour</w:t>
+      </w:r>
+      <w:r>
+        <w:rPr>
+          <w:rFonts w:asciiTheme="minorHAnsi" w:hAnsiTheme="minorHAnsi" w:cstheme="minorHAnsi"/>
           <w:iCs/>
           <w:color w:val="000000"/>
-          <w:sz w:val="22"/>
-          <w:szCs w:val="22"/>
-        </w:rPr>
-        <w:t>Book by David Quang Pham</w:t>
-      </w:r>
-      <w:r>
-        <w:rPr>
-          <w:color w:val="000000"/>
-          <w:sz w:val="22"/>
-          <w:szCs w:val="22"/>
-        </w:rPr>
-        <w:t xml:space="preserve">, </w:t>
-      </w:r>
-      <w:r>
-        <w:rPr>
-          <w:color w:val="000000"/>
-          <w:sz w:val="22"/>
-          <w:szCs w:val="22"/>
-        </w:rPr>
-        <w:t xml:space="preserve">Music by </w:t>
-      </w:r>
-      <w:r>
-        <w:rPr>
-          <w:color w:val="000000"/>
-          <w:sz w:val="22"/>
-          <w:szCs w:val="22"/>
-        </w:rPr>
-        <w:t>Eric Grunin</w:t>
-      </w:r>
-      <w:r>
-        <w:rPr>
+          <w:sz w:val="30"/>
+          <w:szCs w:val="30"/>
+        </w:rPr>
+        <w:t xml:space="preserve"> – </w:t>
+      </w:r>
+      <w:r>
+        <w:rPr>
+          <w:rFonts w:asciiTheme="minorHAnsi" w:hAnsiTheme="minorHAnsi" w:cstheme="minorHAnsi"/>
           <w:iCs/>
           <w:color w:val="000000"/>
-          <w:sz w:val="22"/>
-          <w:szCs w:val="22"/>
-        </w:rPr>
-        <w:t xml:space="preserve">, </w:t>
-      </w:r>
-      <w:r>
-        <w:rPr>
+          <w:sz w:val="30"/>
+          <w:szCs w:val="30"/>
+        </w:rPr>
+        <w:t>a</w:t>
+      </w:r>
+      <w:r>
+        <w:rPr>
+          <w:rFonts w:asciiTheme="minorHAnsi" w:hAnsiTheme="minorHAnsi" w:cstheme="minorHAnsi"/>
+          <w:iCs/>
           <w:color w:val="000000"/>
-          <w:sz w:val="22"/>
-          <w:szCs w:val="22"/>
-        </w:rPr>
-        <w:t xml:space="preserve">Lyrics by </w:t>
-      </w:r>
-      <w:r>
-        <w:rPr>
-          <w:color w:val="000000"/>
-          <w:sz w:val="22"/>
-          <w:szCs w:val="22"/>
-        </w:rPr>
-        <w:t>Valerie Work</w:t>
-      </w:r>
-      <w:r>
-        <w:rPr>
-          <w:color w:val="000000"/>
-          <w:sz w:val="22"/>
-          <w:szCs w:val="22"/>
-        </w:rPr>
-        <w:t>)</w:t>
-      </w:r>
-    </w:p>
-    <w:p>
-      <w:pPr>
-        <w:ind w:right="-4"/>
-        <w:jc w:val="center"/>
-        <w:rPr>
-          <w:b/>
-          <w:bCs/>
-          <w:sz w:val="22"/>
-          <w:szCs w:val="22"/>
-          <w:u w:val="single"/>
-        </w:rPr>
-      </w:pPr>
+          <w:sz w:val="30"/>
+          <w:szCs w:val="30"/>
+        </w:rPr>
+        <w:t xml:space="preserve"> subatomic opera about educators (Quark, Lepton, Boson, and Atom) in the academic Accelerator.</w:t>
+      </w:r>
     </w:p>
     <w:p>
       <w:pPr>
         <w:ind w:right="-184"/>
         <w:rPr>
-          <w:color w:val="000000"/>
-          <w:sz w:val="22"/>
-          <w:szCs w:val="22"/>
-        </w:rPr>
-      </w:pPr>
-      <w:r>
-        <w:rPr>
-          <w:b/>
-          <w:bCs/>
-          <w:i/>
-          <w:color w:val="000000"/>
-          <w:sz w:val="22"/>
-          <w:szCs w:val="22"/>
-        </w:rPr>
-        <w:t>Life After</w:t>
-      </w:r>
-      <w:r>
-        <w:rPr>
-          <w:i/>
-          <w:color w:val="000000"/>
-          <w:sz w:val="22"/>
-          <w:szCs w:val="22"/>
-        </w:rPr>
-        <w:t xml:space="preserve"> </w:t>
-      </w:r>
-      <w:r>
-        <w:rPr>
-          <w:color w:val="000000"/>
-          <w:sz w:val="22"/>
-          <w:szCs w:val="22"/>
-        </w:rPr>
-        <w:t>(</w:t>
-      </w:r>
-      <w:r>
-        <w:rPr>
+          <w:rFonts w:asciiTheme="minorHAnsi" w:hAnsiTheme="minorHAnsi" w:cstheme="minorHAnsi"/>
           <w:iCs/>
           <w:color w:val="000000"/>
-          <w:sz w:val="22"/>
-          <w:szCs w:val="22"/>
-        </w:rPr>
-        <w:t>Book by David Quang Pham</w:t>
-      </w:r>
-      <w:r>
-        <w:rPr>
-          <w:color w:val="000000"/>
-          <w:sz w:val="22"/>
-          <w:szCs w:val="22"/>
-        </w:rPr>
-        <w:t xml:space="preserve">, </w:t>
-      </w:r>
-      <w:r>
-        <w:rPr>
-          <w:color w:val="000000"/>
-          <w:sz w:val="22"/>
-          <w:szCs w:val="22"/>
-        </w:rPr>
-        <w:t xml:space="preserve">Music by Marie </w:t>
-      </w:r>
-      <w:proofErr w:type="spellStart"/>
-      <w:r>
-        <w:rPr>
-          <w:color w:val="000000"/>
-          <w:sz w:val="22"/>
-          <w:szCs w:val="22"/>
-        </w:rPr>
-        <w:t>Incontrera</w:t>
-      </w:r>
-      <w:proofErr w:type="spellEnd"/>
-      <w:r>
-        <w:rPr>
-          <w:iCs/>
-          <w:color w:val="000000"/>
-          <w:sz w:val="22"/>
-          <w:szCs w:val="22"/>
-        </w:rPr>
-        <w:t xml:space="preserve">, </w:t>
-      </w:r>
-      <w:r>
-        <w:rPr>
-          <w:color w:val="000000"/>
-          <w:sz w:val="22"/>
-          <w:szCs w:val="22"/>
-        </w:rPr>
-        <w:t>Lyrics by Stephanie L Carlin)</w:t>
-      </w:r>
-    </w:p>
-    <w:p>
-      <w:pPr>
-        <w:ind w:right="-184"/>
-        <w:rPr>
-          <w:i/>
-          <w:color w:val="000000"/>
-          <w:sz w:val="22"/>
-          <w:szCs w:val="22"/>
-        </w:rPr>
-      </w:pPr>
-    </w:p>
-    <w:p>
-      <w:pPr>
-        <w:rPr>
-          <w:color w:val="000000"/>
-          <w:sz w:val="22"/>
-          <w:szCs w:val="22"/>
-        </w:rPr>
-      </w:pPr>
-      <w:r>
-        <w:rPr>
-          <w:b/>
-          <w:bCs/>
-          <w:i/>
-          <w:color w:val="000000"/>
-          <w:sz w:val="22"/>
-          <w:szCs w:val="22"/>
-        </w:rPr>
-        <w:t>Parallel University</w:t>
-      </w:r>
-      <w:r>
-        <w:rPr>
-          <w:i/>
-          <w:color w:val="000000"/>
-          <w:sz w:val="22"/>
-          <w:szCs w:val="22"/>
-        </w:rPr>
-        <w:t xml:space="preserve"> </w:t>
-      </w:r>
-      <w:r>
-        <w:rPr>
-          <w:color w:val="000000"/>
-          <w:sz w:val="22"/>
-          <w:szCs w:val="22"/>
-        </w:rPr>
-        <w:t xml:space="preserve">(Music by Marie </w:t>
-      </w:r>
-      <w:proofErr w:type="spellStart"/>
-      <w:r>
-        <w:rPr>
-          <w:color w:val="000000"/>
-          <w:sz w:val="22"/>
-          <w:szCs w:val="22"/>
-        </w:rPr>
-        <w:t>Incontrera</w:t>
-      </w:r>
-      <w:proofErr w:type="spellEnd"/>
-      <w:r>
-        <w:rPr>
-          <w:color w:val="000000"/>
-          <w:sz w:val="22"/>
-          <w:szCs w:val="22"/>
-        </w:rPr>
-        <w:t xml:space="preserve"> and David Quang Pham, Story by David Quang Pham)</w:t>
-      </w:r>
-    </w:p>
-    <w:p>
-      <w:pPr>
-        <w:ind w:right="-184"/>
-        <w:rPr>
-          <w:iCs/>
-          <w:color w:val="000000"/>
-          <w:sz w:val="22"/>
-          <w:szCs w:val="22"/>
+          <w:sz w:val="30"/>
+          <w:szCs w:val="30"/>
         </w:rPr>
       </w:pPr>
     </w:p>
@@ -1517,32 +1059,154 @@
         <w:ind w:right="-4"/>
         <w:jc w:val="center"/>
         <w:rPr>
+          <w:rFonts w:asciiTheme="minorHAnsi" w:hAnsiTheme="minorHAnsi" w:cstheme="minorHAnsi"/>
           <w:b/>
           <w:bCs/>
-          <w:sz w:val="22"/>
-          <w:szCs w:val="22"/>
+          <w:sz w:val="30"/>
+          <w:szCs w:val="30"/>
           <w:u w:val="single"/>
         </w:rPr>
       </w:pPr>
       <w:r>
         <w:rPr>
+          <w:rFonts w:asciiTheme="minorHAnsi" w:hAnsiTheme="minorHAnsi" w:cstheme="minorHAnsi"/>
           <w:b/>
           <w:bCs/>
-          <w:sz w:val="22"/>
-          <w:szCs w:val="22"/>
+          <w:sz w:val="30"/>
+          <w:szCs w:val="30"/>
           <w:u w:val="single"/>
         </w:rPr>
-        <w:t>SOCIAL SCIENCE (PSYCHOLOGY/SOCIOLOGY)</w:t>
+        <w:t>SCIENCE FICTION</w:t>
       </w:r>
     </w:p>
     <w:p>
       <w:pPr>
         <w:ind w:right="-184"/>
         <w:rPr>
+          <w:rFonts w:asciiTheme="minorHAnsi" w:hAnsiTheme="minorHAnsi" w:cstheme="minorHAnsi"/>
+          <w:i/>
+          <w:color w:val="000000"/>
+          <w:sz w:val="30"/>
+          <w:szCs w:val="30"/>
+        </w:rPr>
+      </w:pPr>
+      <w:r>
+        <w:rPr>
+          <w:rFonts w:asciiTheme="minorHAnsi" w:hAnsiTheme="minorHAnsi" w:cstheme="minorHAnsi"/>
+          <w:b/>
+          <w:bCs/>
+          <w:i/>
+          <w:color w:val="000000"/>
+          <w:sz w:val="30"/>
+          <w:szCs w:val="30"/>
+        </w:rPr>
+        <w:t>Check Out</w:t>
+      </w:r>
+      <w:r>
+        <w:rPr>
+          <w:rFonts w:asciiTheme="minorHAnsi" w:hAnsiTheme="minorHAnsi" w:cstheme="minorHAnsi"/>
+          <w:i/>
+          <w:color w:val="000000"/>
+          <w:sz w:val="30"/>
+          <w:szCs w:val="30"/>
+        </w:rPr>
+        <w:t xml:space="preserve"> </w:t>
+      </w:r>
+      <w:r>
+        <w:rPr>
+          <w:rFonts w:asciiTheme="minorHAnsi" w:hAnsiTheme="minorHAnsi" w:cstheme="minorHAnsi"/>
+          <w:color w:val="000000"/>
+          <w:sz w:val="30"/>
+          <w:szCs w:val="30"/>
+        </w:rPr>
+        <w:t>(</w:t>
+      </w:r>
+      <w:r>
+        <w:rPr>
+          <w:rFonts w:asciiTheme="minorHAnsi" w:hAnsiTheme="minorHAnsi" w:cstheme="minorHAnsi"/>
           <w:iCs/>
           <w:color w:val="000000"/>
-          <w:sz w:val="22"/>
-          <w:szCs w:val="22"/>
+          <w:sz w:val="30"/>
+          <w:szCs w:val="30"/>
+        </w:rPr>
+        <w:t>Book by David Quang Pham</w:t>
+      </w:r>
+      <w:r>
+        <w:rPr>
+          <w:rFonts w:asciiTheme="minorHAnsi" w:hAnsiTheme="minorHAnsi" w:cstheme="minorHAnsi"/>
+          <w:color w:val="000000"/>
+          <w:sz w:val="30"/>
+          <w:szCs w:val="30"/>
+        </w:rPr>
+        <w:t xml:space="preserve">, </w:t>
+      </w:r>
+      <w:r>
+        <w:rPr>
+          <w:rFonts w:asciiTheme="minorHAnsi" w:hAnsiTheme="minorHAnsi" w:cstheme="minorHAnsi"/>
+          <w:color w:val="000000"/>
+          <w:sz w:val="30"/>
+          <w:szCs w:val="30"/>
+        </w:rPr>
+        <w:t xml:space="preserve">Music by </w:t>
+      </w:r>
+      <w:r>
+        <w:rPr>
+          <w:rFonts w:asciiTheme="minorHAnsi" w:hAnsiTheme="minorHAnsi" w:cstheme="minorHAnsi"/>
+          <w:color w:val="000000"/>
+          <w:sz w:val="30"/>
+          <w:szCs w:val="30"/>
+        </w:rPr>
+        <w:t>Eric Grunin</w:t>
+      </w:r>
+      <w:r>
+        <w:rPr>
+          <w:rFonts w:asciiTheme="minorHAnsi" w:hAnsiTheme="minorHAnsi" w:cstheme="minorHAnsi"/>
+          <w:iCs/>
+          <w:color w:val="000000"/>
+          <w:sz w:val="30"/>
+          <w:szCs w:val="30"/>
+        </w:rPr>
+        <w:t xml:space="preserve">, </w:t>
+      </w:r>
+      <w:r>
+        <w:rPr>
+          <w:rFonts w:asciiTheme="minorHAnsi" w:hAnsiTheme="minorHAnsi" w:cstheme="minorHAnsi"/>
+          <w:color w:val="000000"/>
+          <w:sz w:val="30"/>
+          <w:szCs w:val="30"/>
+        </w:rPr>
+        <w:t xml:space="preserve">Lyrics by </w:t>
+      </w:r>
+      <w:r>
+        <w:rPr>
+          <w:rFonts w:asciiTheme="minorHAnsi" w:hAnsiTheme="minorHAnsi" w:cstheme="minorHAnsi"/>
+          <w:color w:val="000000"/>
+          <w:sz w:val="30"/>
+          <w:szCs w:val="30"/>
+        </w:rPr>
+        <w:t>Valerie Work</w:t>
+      </w:r>
+      <w:r>
+        <w:rPr>
+          <w:rFonts w:asciiTheme="minorHAnsi" w:hAnsiTheme="minorHAnsi" w:cstheme="minorHAnsi"/>
+          <w:color w:val="000000"/>
+          <w:sz w:val="30"/>
+          <w:szCs w:val="30"/>
+        </w:rPr>
+        <w:t>)</w:t>
+      </w:r>
+    </w:p>
+    <w:p>
+      <w:pPr>
+        <w:ind w:right="-4"/>
+        <w:jc w:val="center"/>
+        <w:rPr>
+          <w:rFonts w:asciiTheme="minorHAnsi" w:hAnsiTheme="minorHAnsi" w:cstheme="minorHAnsi"/>
+          <w:b/>
+          <w:bCs/>
+          <w:sz w:val="30"/>
+          <w:szCs w:val="30"/>
+          <w:u w:val="single"/>
         </w:rPr>
       </w:pPr>
     </w:p>
@@ -1550,10 +1214,153 @@
       <w:pPr>
         <w:ind w:right="-184"/>
         <w:rPr>
+          <w:rFonts w:asciiTheme="minorHAnsi" w:hAnsiTheme="minorHAnsi" w:cstheme="minorHAnsi"/>
+          <w:color w:val="000000"/>
+          <w:sz w:val="30"/>
+          <w:szCs w:val="30"/>
+        </w:rPr>
+      </w:pPr>
+      <w:r>
+        <w:rPr>
+          <w:rFonts w:asciiTheme="minorHAnsi" w:hAnsiTheme="minorHAnsi" w:cstheme="minorHAnsi"/>
+          <w:b/>
+          <w:bCs/>
+          <w:i/>
+          <w:color w:val="000000"/>
+          <w:sz w:val="30"/>
+          <w:szCs w:val="30"/>
+        </w:rPr>
+        <w:t>Life After</w:t>
+      </w:r>
+      <w:r>
+        <w:rPr>
+          <w:rFonts w:asciiTheme="minorHAnsi" w:hAnsiTheme="minorHAnsi" w:cstheme="minorHAnsi"/>
+          <w:i/>
+          <w:color w:val="000000"/>
+          <w:sz w:val="30"/>
+          <w:szCs w:val="30"/>
+        </w:rPr>
+        <w:t xml:space="preserve"> </w:t>
+      </w:r>
+      <w:r>
+        <w:rPr>
+          <w:rFonts w:asciiTheme="minorHAnsi" w:hAnsiTheme="minorHAnsi" w:cstheme="minorHAnsi"/>
+          <w:color w:val="000000"/>
+          <w:sz w:val="30"/>
+          <w:szCs w:val="30"/>
+        </w:rPr>
+        <w:t>(</w:t>
+      </w:r>
+      <w:r>
+        <w:rPr>
+          <w:rFonts w:asciiTheme="minorHAnsi" w:hAnsiTheme="minorHAnsi" w:cstheme="minorHAnsi"/>
           <w:iCs/>
           <w:color w:val="000000"/>
-          <w:sz w:val="22"/>
-          <w:szCs w:val="22"/>
+          <w:sz w:val="30"/>
+          <w:szCs w:val="30"/>
+        </w:rPr>
+        <w:t>Book by David Quang Pham</w:t>
+      </w:r>
+      <w:r>
+        <w:rPr>
+          <w:rFonts w:asciiTheme="minorHAnsi" w:hAnsiTheme="minorHAnsi" w:cstheme="minorHAnsi"/>
+          <w:color w:val="000000"/>
+          <w:sz w:val="30"/>
+          <w:szCs w:val="30"/>
+        </w:rPr>
+        <w:t xml:space="preserve">, </w:t>
+      </w:r>
+      <w:r>
+        <w:rPr>
+          <w:rFonts w:asciiTheme="minorHAnsi" w:hAnsiTheme="minorHAnsi" w:cstheme="minorHAnsi"/>
+          <w:color w:val="000000"/>
+          <w:sz w:val="30"/>
+          <w:szCs w:val="30"/>
+        </w:rPr>
+        <w:t>Music by Marie Incontrera</w:t>
+      </w:r>
+      <w:r>
+        <w:rPr>
+          <w:rFonts w:asciiTheme="minorHAnsi" w:hAnsiTheme="minorHAnsi" w:cstheme="minorHAnsi"/>
+          <w:iCs/>
+          <w:color w:val="000000"/>
+          <w:sz w:val="30"/>
+          <w:szCs w:val="30"/>
+        </w:rPr>
+        <w:t xml:space="preserve">, </w:t>
+      </w:r>
+      <w:r>
+        <w:rPr>
+          <w:rFonts w:asciiTheme="minorHAnsi" w:hAnsiTheme="minorHAnsi" w:cstheme="minorHAnsi"/>
+          <w:color w:val="000000"/>
+          <w:sz w:val="30"/>
+          <w:szCs w:val="30"/>
+        </w:rPr>
+        <w:t>Lyrics by Stephanie L Carlin)</w:t>
+      </w:r>
+    </w:p>
+    <w:p>
+      <w:pPr>
+        <w:ind w:right="-184"/>
+        <w:rPr>
+          <w:rFonts w:asciiTheme="minorHAnsi" w:hAnsiTheme="minorHAnsi" w:cstheme="minorHAnsi"/>
+          <w:i/>
+          <w:color w:val="000000"/>
+          <w:sz w:val="30"/>
+          <w:szCs w:val="30"/>
+        </w:rPr>
+      </w:pPr>
+    </w:p>
+    <w:p>
+      <w:pPr>
+        <w:rPr>
+          <w:rFonts w:asciiTheme="minorHAnsi" w:hAnsiTheme="minorHAnsi" w:cstheme="minorHAnsi"/>
+          <w:color w:val="000000"/>
+          <w:sz w:val="30"/>
+          <w:szCs w:val="30"/>
+        </w:rPr>
+      </w:pPr>
+      <w:r>
+        <w:rPr>
+          <w:rFonts w:asciiTheme="minorHAnsi" w:hAnsiTheme="minorHAnsi" w:cstheme="minorHAnsi"/>
+          <w:b/>
+          <w:bCs/>
+          <w:i/>
+          <w:color w:val="000000"/>
+          <w:sz w:val="30"/>
+          <w:szCs w:val="30"/>
+        </w:rPr>
+        <w:t>Parallel University</w:t>
+      </w:r>
+      <w:r>
+        <w:rPr>
+          <w:rFonts w:asciiTheme="minorHAnsi" w:hAnsiTheme="minorHAnsi" w:cstheme="minorHAnsi"/>
+          <w:i/>
+          <w:color w:val="000000"/>
+          <w:sz w:val="30"/>
+          <w:szCs w:val="30"/>
+        </w:rPr>
+        <w:t xml:space="preserve"> </w:t>
+      </w:r>
+      <w:r>
+        <w:rPr>
+          <w:rFonts w:asciiTheme="minorHAnsi" w:hAnsiTheme="minorHAnsi" w:cstheme="minorHAnsi"/>
+          <w:color w:val="000000"/>
+          <w:sz w:val="30"/>
+          <w:szCs w:val="30"/>
+        </w:rPr>
+        <w:t>(Music by Marie Incontrera and David Quang Pham, Story by David Quang Pham)</w:t>
+      </w:r>
+    </w:p>
+    <w:p>
+      <w:pPr>
+        <w:ind w:right="-184"/>
+        <w:rPr>
+          <w:rFonts w:asciiTheme="minorHAnsi" w:hAnsiTheme="minorHAnsi" w:cstheme="minorHAnsi"/>
+          <w:iCs/>
+          <w:color w:val="000000"/>
+          <w:sz w:val="30"/>
+          <w:szCs w:val="30"/>
         </w:rPr>
       </w:pPr>
     </w:p>
@@ -1562,22 +1369,1304 @@
         <w:ind w:right="-4"/>
         <w:jc w:val="center"/>
         <w:rPr>
+          <w:rFonts w:asciiTheme="minorHAnsi" w:hAnsiTheme="minorHAnsi" w:cstheme="minorHAnsi"/>
           <w:b/>
           <w:bCs/>
-          <w:sz w:val="22"/>
-          <w:szCs w:val="22"/>
+          <w:sz w:val="30"/>
+          <w:szCs w:val="30"/>
           <w:u w:val="single"/>
         </w:rPr>
       </w:pPr>
       <w:r>
         <w:rPr>
+          <w:rFonts w:asciiTheme="minorHAnsi" w:hAnsiTheme="minorHAnsi" w:cstheme="minorHAnsi"/>
           <w:b/>
           <w:bCs/>
-          <w:sz w:val="22"/>
-          <w:szCs w:val="22"/>
+          <w:sz w:val="30"/>
+          <w:szCs w:val="30"/>
           <w:u w:val="single"/>
         </w:rPr>
+        <w:t>SOCIAL SCIENCE (PSYCHOLOGY/SOCIOLOGY)</w:t>
+      </w:r>
+    </w:p>
+    <w:p>
+      <w:pPr>
+        <w:ind w:right="-184"/>
+        <w:rPr>
+          <w:rFonts w:asciiTheme="minorHAnsi" w:hAnsiTheme="minorHAnsi" w:cstheme="minorHAnsi"/>
+          <w:iCs/>
+          <w:color w:val="000000"/>
+          <w:sz w:val="30"/>
+          <w:szCs w:val="30"/>
+        </w:rPr>
+      </w:pPr>
+    </w:p>
+    <w:p>
+      <w:pPr>
+        <w:ind w:right="-184"/>
+        <w:rPr>
+          <w:rFonts w:asciiTheme="minorHAnsi" w:hAnsiTheme="minorHAnsi" w:cstheme="minorHAnsi"/>
+          <w:iCs/>
+          <w:color w:val="000000"/>
+          <w:sz w:val="30"/>
+          <w:szCs w:val="30"/>
+        </w:rPr>
+      </w:pPr>
+    </w:p>
+    <w:p>
+      <w:pPr>
+        <w:ind w:right="-4"/>
+        <w:jc w:val="center"/>
+        <w:rPr>
+          <w:rFonts w:asciiTheme="minorHAnsi" w:hAnsiTheme="minorHAnsi" w:cstheme="minorHAnsi"/>
+          <w:b/>
+          <w:bCs/>
+          <w:sz w:val="30"/>
+          <w:szCs w:val="30"/>
+          <w:u w:val="single"/>
+        </w:rPr>
+      </w:pPr>
+      <w:r>
+        <w:rPr>
+          <w:rFonts w:asciiTheme="minorHAnsi" w:hAnsiTheme="minorHAnsi" w:cstheme="minorHAnsi"/>
+          <w:b/>
+          <w:bCs/>
+          <w:sz w:val="30"/>
+          <w:szCs w:val="30"/>
+          <w:u w:val="single"/>
+        </w:rPr>
         <w:t>UNRELATED</w:t>
+      </w:r>
+    </w:p>
+    <w:p>
+      <w:pPr>
+        <w:ind w:right="-4"/>
+        <w:rPr>
+          <w:rFonts w:asciiTheme="minorHAnsi" w:hAnsiTheme="minorHAnsi" w:cstheme="minorHAnsi"/>
+          <w:sz w:val="30"/>
+          <w:szCs w:val="30"/>
+        </w:rPr>
+      </w:pPr>
+      <w:r>
+        <w:rPr>
+          <w:rFonts w:asciiTheme="minorHAnsi" w:hAnsiTheme="minorHAnsi" w:cstheme="minorHAnsi"/>
+          <w:b/>
+          <w:bCs/>
+          <w:i/>
+          <w:iCs/>
+          <w:sz w:val="30"/>
+          <w:szCs w:val="30"/>
+        </w:rPr>
+        <w:t>The Sugarcoats</w:t>
+      </w:r>
+      <w:r>
+        <w:rPr>
+          <w:rFonts w:asciiTheme="minorHAnsi" w:hAnsiTheme="minorHAnsi" w:cstheme="minorHAnsi"/>
+          <w:sz w:val="30"/>
+          <w:szCs w:val="30"/>
+        </w:rPr>
+        <w:t xml:space="preserve"> – </w:t>
+      </w:r>
+    </w:p>
+    <w:p>
+      <w:pPr>
+        <w:ind w:right="-4"/>
+        <w:rPr>
+          <w:rFonts w:asciiTheme="minorHAnsi" w:hAnsiTheme="minorHAnsi" w:cstheme="minorHAnsi"/>
+          <w:sz w:val="30"/>
+          <w:szCs w:val="30"/>
+        </w:rPr>
+      </w:pPr>
+      <w:r>
+        <w:rPr>
+          <w:rFonts w:asciiTheme="minorHAnsi" w:hAnsiTheme="minorHAnsi" w:cstheme="minorHAnsi"/>
+          <w:sz w:val="30"/>
+          <w:szCs w:val="30"/>
+        </w:rPr>
+        <w:t xml:space="preserve">When life </w:t>
+      </w:r>
+      <w:r>
+        <w:rPr>
+          <w:rFonts w:asciiTheme="minorHAnsi" w:hAnsiTheme="minorHAnsi" w:cstheme="minorHAnsi"/>
+          <w:sz w:val="30"/>
+          <w:szCs w:val="30"/>
+        </w:rPr>
+        <w:t>goes</w:t>
+      </w:r>
+      <w:r>
+        <w:rPr>
+          <w:rFonts w:asciiTheme="minorHAnsi" w:hAnsiTheme="minorHAnsi" w:cstheme="minorHAnsi"/>
+          <w:sz w:val="30"/>
+          <w:szCs w:val="30"/>
+        </w:rPr>
+        <w:t xml:space="preserve"> sour, share</w:t>
+      </w:r>
+      <w:r>
+        <w:rPr>
+          <w:rFonts w:asciiTheme="minorHAnsi" w:hAnsiTheme="minorHAnsi" w:cstheme="minorHAnsi"/>
+          <w:sz w:val="30"/>
+          <w:szCs w:val="30"/>
+        </w:rPr>
+        <w:t xml:space="preserve"> the</w:t>
+      </w:r>
+      <w:r>
+        <w:rPr>
+          <w:rFonts w:asciiTheme="minorHAnsi" w:hAnsiTheme="minorHAnsi" w:cstheme="minorHAnsi"/>
+          <w:sz w:val="30"/>
+          <w:szCs w:val="30"/>
+        </w:rPr>
+        <w:t xml:space="preserve"> sweets</w:t>
+      </w:r>
+      <w:r>
+        <w:rPr>
+          <w:rFonts w:asciiTheme="minorHAnsi" w:hAnsiTheme="minorHAnsi" w:cstheme="minorHAnsi"/>
+          <w:sz w:val="30"/>
+          <w:szCs w:val="30"/>
+        </w:rPr>
+        <w:t>.</w:t>
+      </w:r>
+      <w:r>
+        <w:rPr>
+          <w:rFonts w:asciiTheme="minorHAnsi" w:hAnsiTheme="minorHAnsi" w:cstheme="minorHAnsi"/>
+          <w:sz w:val="30"/>
+          <w:szCs w:val="30"/>
+        </w:rPr>
+        <w:t xml:space="preserve"> </w:t>
+      </w:r>
+      <w:r>
+        <w:rPr>
+          <w:rFonts w:asciiTheme="minorHAnsi" w:hAnsiTheme="minorHAnsi" w:cstheme="minorHAnsi"/>
+          <w:sz w:val="30"/>
+          <w:szCs w:val="30"/>
+        </w:rPr>
+        <w:t>Unleash</w:t>
+      </w:r>
+      <w:r>
+        <w:rPr>
+          <w:rFonts w:asciiTheme="minorHAnsi" w:hAnsiTheme="minorHAnsi" w:cstheme="minorHAnsi"/>
+          <w:sz w:val="30"/>
+          <w:szCs w:val="30"/>
+        </w:rPr>
+        <w:t xml:space="preserve"> the Sugarcoats!</w:t>
+      </w:r>
+    </w:p>
+    <w:p>
+      <w:pPr>
+        <w:ind w:right="-4"/>
+        <w:rPr>
+          <w:rFonts w:asciiTheme="minorHAnsi" w:hAnsiTheme="minorHAnsi" w:cstheme="minorHAnsi"/>
+          <w:sz w:val="30"/>
+          <w:szCs w:val="30"/>
+        </w:rPr>
+      </w:pPr>
+    </w:p>
+    <w:p>
+      <w:pPr>
+        <w:ind w:right="-4"/>
+        <w:rPr>
+          <w:rFonts w:asciiTheme="minorHAnsi" w:hAnsiTheme="minorHAnsi" w:cstheme="minorHAnsi"/>
+          <w:sz w:val="30"/>
+          <w:szCs w:val="30"/>
+        </w:rPr>
+      </w:pPr>
+      <w:r>
+        <w:rPr>
+          <w:rFonts w:asciiTheme="minorHAnsi" w:hAnsiTheme="minorHAnsi" w:cstheme="minorHAnsi"/>
+          <w:i/>
+          <w:iCs/>
+          <w:sz w:val="30"/>
+          <w:szCs w:val="30"/>
+        </w:rPr>
+        <w:t>The Sugarcoats</w:t>
+      </w:r>
+      <w:r>
+        <w:rPr>
+          <w:rFonts w:asciiTheme="minorHAnsi" w:hAnsiTheme="minorHAnsi" w:cstheme="minorHAnsi"/>
+          <w:sz w:val="30"/>
+          <w:szCs w:val="30"/>
+        </w:rPr>
+        <w:t xml:space="preserve"> </w:t>
+      </w:r>
+      <w:r>
+        <w:rPr>
+          <w:rFonts w:asciiTheme="minorHAnsi" w:hAnsiTheme="minorHAnsi" w:cstheme="minorHAnsi"/>
+          <w:sz w:val="30"/>
+          <w:szCs w:val="30"/>
+        </w:rPr>
+        <w:t>follows the</w:t>
+      </w:r>
+      <w:r>
+        <w:rPr>
+          <w:rFonts w:asciiTheme="minorHAnsi" w:hAnsiTheme="minorHAnsi" w:cstheme="minorHAnsi"/>
+          <w:sz w:val="30"/>
+          <w:szCs w:val="30"/>
+        </w:rPr>
+        <w:t xml:space="preserve"> </w:t>
+      </w:r>
+      <w:r>
+        <w:rPr>
+          <w:rFonts w:asciiTheme="minorHAnsi" w:hAnsiTheme="minorHAnsi" w:cstheme="minorHAnsi"/>
+          <w:sz w:val="30"/>
+          <w:szCs w:val="30"/>
+        </w:rPr>
+        <w:t>fabulous</w:t>
+      </w:r>
+      <w:r>
+        <w:rPr>
+          <w:rFonts w:asciiTheme="minorHAnsi" w:hAnsiTheme="minorHAnsi" w:cstheme="minorHAnsi"/>
+          <w:sz w:val="30"/>
+          <w:szCs w:val="30"/>
+        </w:rPr>
+        <w:t xml:space="preserve"> adventures of</w:t>
+      </w:r>
+      <w:r>
+        <w:rPr>
+          <w:rFonts w:asciiTheme="minorHAnsi" w:hAnsiTheme="minorHAnsi" w:cstheme="minorHAnsi"/>
+          <w:sz w:val="30"/>
+          <w:szCs w:val="30"/>
+        </w:rPr>
+        <w:t xml:space="preserve"> </w:t>
+      </w:r>
+      <w:r>
+        <w:rPr>
+          <w:rFonts w:asciiTheme="minorHAnsi" w:hAnsiTheme="minorHAnsi" w:cstheme="minorHAnsi"/>
+          <w:sz w:val="30"/>
+          <w:szCs w:val="30"/>
+        </w:rPr>
+        <w:t>super</w:t>
+      </w:r>
+      <w:r>
+        <w:rPr>
+          <w:rFonts w:asciiTheme="minorHAnsi" w:hAnsiTheme="minorHAnsi" w:cstheme="minorHAnsi"/>
+          <w:sz w:val="30"/>
+          <w:szCs w:val="30"/>
+        </w:rPr>
+        <w:t>performers</w:t>
+      </w:r>
+      <w:r>
+        <w:rPr>
+          <w:rFonts w:asciiTheme="minorHAnsi" w:hAnsiTheme="minorHAnsi" w:cstheme="minorHAnsi"/>
+          <w:sz w:val="30"/>
+          <w:szCs w:val="30"/>
+        </w:rPr>
+        <w:t xml:space="preserve"> </w:t>
+      </w:r>
+      <w:r>
+        <w:rPr>
+          <w:rFonts w:asciiTheme="minorHAnsi" w:hAnsiTheme="minorHAnsi" w:cstheme="minorHAnsi"/>
+          <w:sz w:val="30"/>
+          <w:szCs w:val="30"/>
+        </w:rPr>
+        <w:t xml:space="preserve">Candy </w:t>
+      </w:r>
+      <w:r>
+        <w:rPr>
+          <w:rFonts w:asciiTheme="minorHAnsi" w:hAnsiTheme="minorHAnsi" w:cstheme="minorHAnsi"/>
+          <w:sz w:val="30"/>
+          <w:szCs w:val="30"/>
+        </w:rPr>
+        <w:t>Aura</w:t>
+      </w:r>
+      <w:r>
+        <w:rPr>
+          <w:rFonts w:asciiTheme="minorHAnsi" w:hAnsiTheme="minorHAnsi" w:cstheme="minorHAnsi"/>
+          <w:sz w:val="30"/>
+          <w:szCs w:val="30"/>
+        </w:rPr>
+        <w:t xml:space="preserve"> (air)</w:t>
+      </w:r>
+      <w:r>
+        <w:rPr>
+          <w:rFonts w:asciiTheme="minorHAnsi" w:hAnsiTheme="minorHAnsi" w:cstheme="minorHAnsi"/>
+          <w:sz w:val="30"/>
+          <w:szCs w:val="30"/>
+        </w:rPr>
+        <w:t xml:space="preserve">, </w:t>
+      </w:r>
+      <w:r>
+        <w:rPr>
+          <w:rFonts w:asciiTheme="minorHAnsi" w:hAnsiTheme="minorHAnsi" w:cstheme="minorHAnsi"/>
+          <w:sz w:val="30"/>
+          <w:szCs w:val="30"/>
+        </w:rPr>
+        <w:t>Spicy</w:t>
+      </w:r>
+      <w:r>
+        <w:rPr>
+          <w:rFonts w:asciiTheme="minorHAnsi" w:hAnsiTheme="minorHAnsi" w:cstheme="minorHAnsi"/>
+          <w:sz w:val="30"/>
+          <w:szCs w:val="30"/>
+        </w:rPr>
+        <w:t xml:space="preserve"> </w:t>
+      </w:r>
+      <w:r>
+        <w:rPr>
+          <w:rFonts w:asciiTheme="minorHAnsi" w:hAnsiTheme="minorHAnsi" w:cstheme="minorHAnsi"/>
+          <w:sz w:val="30"/>
+          <w:szCs w:val="30"/>
+        </w:rPr>
+        <w:t>Flamboy</w:t>
+      </w:r>
+      <w:r>
+        <w:rPr>
+          <w:rFonts w:asciiTheme="minorHAnsi" w:hAnsiTheme="minorHAnsi" w:cstheme="minorHAnsi"/>
+          <w:sz w:val="30"/>
+          <w:szCs w:val="30"/>
+        </w:rPr>
+        <w:t xml:space="preserve"> (fire)</w:t>
+      </w:r>
+      <w:r>
+        <w:rPr>
+          <w:rFonts w:asciiTheme="minorHAnsi" w:hAnsiTheme="minorHAnsi" w:cstheme="minorHAnsi"/>
+          <w:sz w:val="30"/>
+          <w:szCs w:val="30"/>
+        </w:rPr>
+        <w:t xml:space="preserve">, </w:t>
+      </w:r>
+      <w:r>
+        <w:rPr>
+          <w:rFonts w:asciiTheme="minorHAnsi" w:hAnsiTheme="minorHAnsi" w:cstheme="minorHAnsi"/>
+          <w:sz w:val="30"/>
+          <w:szCs w:val="30"/>
+        </w:rPr>
+        <w:t>Rocky</w:t>
+      </w:r>
+      <w:r>
+        <w:rPr>
+          <w:rFonts w:asciiTheme="minorHAnsi" w:hAnsiTheme="minorHAnsi" w:cstheme="minorHAnsi"/>
+          <w:sz w:val="30"/>
+          <w:szCs w:val="30"/>
+        </w:rPr>
+        <w:t xml:space="preserve"> </w:t>
+      </w:r>
+      <w:r>
+        <w:rPr>
+          <w:rFonts w:asciiTheme="minorHAnsi" w:hAnsiTheme="minorHAnsi" w:cstheme="minorHAnsi"/>
+          <w:sz w:val="30"/>
+          <w:szCs w:val="30"/>
+        </w:rPr>
+        <w:t>Gorgeous</w:t>
+      </w:r>
+      <w:r>
+        <w:rPr>
+          <w:rFonts w:asciiTheme="minorHAnsi" w:hAnsiTheme="minorHAnsi" w:cstheme="minorHAnsi"/>
+          <w:sz w:val="30"/>
+          <w:szCs w:val="30"/>
+        </w:rPr>
+        <w:t xml:space="preserve"> (earth),</w:t>
+      </w:r>
+      <w:r>
+        <w:rPr>
+          <w:rFonts w:asciiTheme="minorHAnsi" w:hAnsiTheme="minorHAnsi" w:cstheme="minorHAnsi"/>
+          <w:sz w:val="30"/>
+          <w:szCs w:val="30"/>
+        </w:rPr>
+        <w:t xml:space="preserve"> </w:t>
+      </w:r>
+      <w:r>
+        <w:rPr>
+          <w:rFonts w:asciiTheme="minorHAnsi" w:hAnsiTheme="minorHAnsi" w:cstheme="minorHAnsi"/>
+          <w:sz w:val="30"/>
+          <w:szCs w:val="30"/>
+        </w:rPr>
+        <w:t>Milky</w:t>
+      </w:r>
+      <w:r>
+        <w:rPr>
+          <w:rFonts w:asciiTheme="minorHAnsi" w:hAnsiTheme="minorHAnsi" w:cstheme="minorHAnsi"/>
+          <w:sz w:val="30"/>
+          <w:szCs w:val="30"/>
+        </w:rPr>
+        <w:t xml:space="preserve"> </w:t>
+      </w:r>
+      <w:r>
+        <w:rPr>
+          <w:rFonts w:asciiTheme="minorHAnsi" w:hAnsiTheme="minorHAnsi" w:cstheme="minorHAnsi"/>
+          <w:sz w:val="30"/>
+          <w:szCs w:val="30"/>
+        </w:rPr>
+        <w:t>Monsoon</w:t>
+      </w:r>
+      <w:r>
+        <w:rPr>
+          <w:rFonts w:asciiTheme="minorHAnsi" w:hAnsiTheme="minorHAnsi" w:cstheme="minorHAnsi"/>
+          <w:sz w:val="30"/>
+          <w:szCs w:val="30"/>
+        </w:rPr>
+        <w:t xml:space="preserve"> (water)</w:t>
+      </w:r>
+      <w:r>
+        <w:rPr>
+          <w:rFonts w:asciiTheme="minorHAnsi" w:hAnsiTheme="minorHAnsi" w:cstheme="minorHAnsi"/>
+          <w:sz w:val="30"/>
+          <w:szCs w:val="30"/>
+        </w:rPr>
+        <w:t xml:space="preserve">, and </w:t>
+      </w:r>
+      <w:r>
+        <w:rPr>
+          <w:rFonts w:asciiTheme="minorHAnsi" w:hAnsiTheme="minorHAnsi" w:cstheme="minorHAnsi"/>
+          <w:sz w:val="30"/>
+          <w:szCs w:val="30"/>
+        </w:rPr>
+        <w:t>Poppy</w:t>
+      </w:r>
+      <w:r>
+        <w:rPr>
+          <w:rFonts w:asciiTheme="minorHAnsi" w:hAnsiTheme="minorHAnsi" w:cstheme="minorHAnsi"/>
+          <w:sz w:val="30"/>
+          <w:szCs w:val="30"/>
+        </w:rPr>
+        <w:t xml:space="preserve"> </w:t>
+      </w:r>
+      <w:r>
+        <w:rPr>
+          <w:rFonts w:asciiTheme="minorHAnsi" w:hAnsiTheme="minorHAnsi" w:cstheme="minorHAnsi"/>
+          <w:sz w:val="30"/>
+          <w:szCs w:val="30"/>
+        </w:rPr>
+        <w:t>Polar</w:t>
+      </w:r>
+      <w:r>
+        <w:rPr>
+          <w:rFonts w:asciiTheme="minorHAnsi" w:hAnsiTheme="minorHAnsi" w:cstheme="minorHAnsi"/>
+          <w:sz w:val="30"/>
+          <w:szCs w:val="30"/>
+        </w:rPr>
+        <w:t>e</w:t>
+      </w:r>
+      <w:r>
+        <w:rPr>
+          <w:rFonts w:asciiTheme="minorHAnsi" w:hAnsiTheme="minorHAnsi" w:cstheme="minorHAnsi"/>
+          <w:sz w:val="30"/>
+          <w:szCs w:val="30"/>
+        </w:rPr>
+        <w:t xml:space="preserve"> (space)</w:t>
+      </w:r>
+      <w:r>
+        <w:rPr>
+          <w:rFonts w:asciiTheme="minorHAnsi" w:hAnsiTheme="minorHAnsi" w:cstheme="minorHAnsi"/>
+          <w:sz w:val="30"/>
+          <w:szCs w:val="30"/>
+        </w:rPr>
+        <w:t>.</w:t>
+      </w:r>
+      <w:r>
+        <w:rPr>
+          <w:rFonts w:asciiTheme="minorHAnsi" w:hAnsiTheme="minorHAnsi" w:cstheme="minorHAnsi"/>
+          <w:sz w:val="30"/>
+          <w:szCs w:val="30"/>
+        </w:rPr>
+        <w:t xml:space="preserve"> They </w:t>
+      </w:r>
+      <w:r>
+        <w:rPr>
+          <w:rFonts w:asciiTheme="minorHAnsi" w:hAnsiTheme="minorHAnsi" w:cstheme="minorHAnsi"/>
+          <w:sz w:val="30"/>
+          <w:szCs w:val="30"/>
+        </w:rPr>
+        <w:t>tour the world</w:t>
+      </w:r>
+      <w:r>
+        <w:rPr>
+          <w:rFonts w:asciiTheme="minorHAnsi" w:hAnsiTheme="minorHAnsi" w:cstheme="minorHAnsi"/>
+          <w:sz w:val="30"/>
+          <w:szCs w:val="30"/>
+        </w:rPr>
+        <w:t xml:space="preserve"> </w:t>
+      </w:r>
+      <w:r>
+        <w:rPr>
+          <w:rFonts w:asciiTheme="minorHAnsi" w:hAnsiTheme="minorHAnsi" w:cstheme="minorHAnsi"/>
+          <w:sz w:val="30"/>
+          <w:szCs w:val="30"/>
+        </w:rPr>
+        <w:t xml:space="preserve">in </w:t>
+      </w:r>
+      <w:r>
+        <w:rPr>
+          <w:rFonts w:asciiTheme="minorHAnsi" w:hAnsiTheme="minorHAnsi" w:cstheme="minorHAnsi"/>
+          <w:sz w:val="30"/>
+          <w:szCs w:val="30"/>
+        </w:rPr>
+        <w:t>their dazzling</w:t>
+      </w:r>
+      <w:r>
+        <w:rPr>
+          <w:rFonts w:asciiTheme="minorHAnsi" w:hAnsiTheme="minorHAnsi" w:cstheme="minorHAnsi"/>
+          <w:sz w:val="30"/>
+          <w:szCs w:val="30"/>
+        </w:rPr>
+        <w:t xml:space="preserve"> </w:t>
+      </w:r>
+      <w:r>
+        <w:rPr>
+          <w:rFonts w:asciiTheme="minorHAnsi" w:hAnsiTheme="minorHAnsi" w:cstheme="minorHAnsi"/>
+          <w:sz w:val="30"/>
+          <w:szCs w:val="30"/>
+        </w:rPr>
+        <w:t>mobile library</w:t>
+      </w:r>
+      <w:r>
+        <w:rPr>
+          <w:rFonts w:asciiTheme="minorHAnsi" w:hAnsiTheme="minorHAnsi" w:cstheme="minorHAnsi"/>
+          <w:sz w:val="30"/>
+          <w:szCs w:val="30"/>
+        </w:rPr>
+        <w:t xml:space="preserve"> known as</w:t>
+      </w:r>
+      <w:r>
+        <w:rPr>
+          <w:rFonts w:asciiTheme="minorHAnsi" w:hAnsiTheme="minorHAnsi" w:cstheme="minorHAnsi"/>
+          <w:sz w:val="30"/>
+          <w:szCs w:val="30"/>
+        </w:rPr>
+        <w:t xml:space="preserve"> the </w:t>
+      </w:r>
+      <w:r>
+        <w:rPr>
+          <w:rFonts w:asciiTheme="minorHAnsi" w:hAnsiTheme="minorHAnsi" w:cstheme="minorHAnsi"/>
+          <w:sz w:val="30"/>
+          <w:szCs w:val="30"/>
+        </w:rPr>
+        <w:t>Wonder Wagon,</w:t>
+      </w:r>
+      <w:r>
+        <w:rPr>
+          <w:rFonts w:asciiTheme="minorHAnsi" w:hAnsiTheme="minorHAnsi" w:cstheme="minorHAnsi"/>
+          <w:sz w:val="30"/>
+          <w:szCs w:val="30"/>
+        </w:rPr>
+        <w:t xml:space="preserve"> stopping natural disasters by </w:t>
+      </w:r>
+      <w:r>
+        <w:rPr>
+          <w:rFonts w:asciiTheme="minorHAnsi" w:hAnsiTheme="minorHAnsi" w:cstheme="minorHAnsi"/>
+          <w:sz w:val="30"/>
+          <w:szCs w:val="30"/>
+        </w:rPr>
+        <w:lastRenderedPageBreak/>
+        <w:t>entertaining</w:t>
+      </w:r>
+      <w:r>
+        <w:rPr>
+          <w:rFonts w:asciiTheme="minorHAnsi" w:hAnsiTheme="minorHAnsi" w:cstheme="minorHAnsi"/>
+          <w:sz w:val="30"/>
+          <w:szCs w:val="30"/>
+        </w:rPr>
+        <w:t xml:space="preserve"> </w:t>
+      </w:r>
+      <w:r>
+        <w:rPr>
+          <w:rFonts w:asciiTheme="minorHAnsi" w:hAnsiTheme="minorHAnsi" w:cstheme="minorHAnsi"/>
+          <w:sz w:val="30"/>
+          <w:szCs w:val="30"/>
+        </w:rPr>
+        <w:t>unruly</w:t>
+      </w:r>
+      <w:r>
+        <w:rPr>
+          <w:rFonts w:asciiTheme="minorHAnsi" w:hAnsiTheme="minorHAnsi" w:cstheme="minorHAnsi"/>
+          <w:sz w:val="30"/>
+          <w:szCs w:val="30"/>
+        </w:rPr>
+        <w:t xml:space="preserve"> </w:t>
+      </w:r>
+      <w:r>
+        <w:rPr>
+          <w:rFonts w:asciiTheme="minorHAnsi" w:hAnsiTheme="minorHAnsi" w:cstheme="minorHAnsi"/>
+          <w:sz w:val="30"/>
+          <w:szCs w:val="30"/>
+        </w:rPr>
+        <w:t>elemental</w:t>
+      </w:r>
+      <w:r>
+        <w:rPr>
+          <w:rFonts w:asciiTheme="minorHAnsi" w:hAnsiTheme="minorHAnsi" w:cstheme="minorHAnsi"/>
+          <w:sz w:val="30"/>
+          <w:szCs w:val="30"/>
+        </w:rPr>
+        <w:t>s</w:t>
+      </w:r>
+      <w:r>
+        <w:rPr>
+          <w:rFonts w:asciiTheme="minorHAnsi" w:hAnsiTheme="minorHAnsi" w:cstheme="minorHAnsi"/>
+          <w:sz w:val="30"/>
+          <w:szCs w:val="30"/>
+        </w:rPr>
+        <w:t xml:space="preserve"> and chasing out the Windbreakers</w:t>
+      </w:r>
+      <w:r>
+        <w:rPr>
+          <w:rFonts w:asciiTheme="minorHAnsi" w:hAnsiTheme="minorHAnsi" w:cstheme="minorHAnsi"/>
+          <w:sz w:val="30"/>
+          <w:szCs w:val="30"/>
+        </w:rPr>
+        <w:t>.</w:t>
+      </w:r>
+      <w:r>
+        <w:rPr>
+          <w:rFonts w:asciiTheme="minorHAnsi" w:hAnsiTheme="minorHAnsi" w:cstheme="minorHAnsi"/>
+          <w:sz w:val="30"/>
+          <w:szCs w:val="30"/>
+        </w:rPr>
+        <w:t xml:space="preserve"> </w:t>
+      </w:r>
+      <w:r>
+        <w:rPr>
+          <w:rFonts w:asciiTheme="minorHAnsi" w:hAnsiTheme="minorHAnsi" w:cstheme="minorHAnsi"/>
+          <w:sz w:val="30"/>
+          <w:szCs w:val="30"/>
+        </w:rPr>
+        <w:t>Candy</w:t>
+      </w:r>
+      <w:r>
+        <w:rPr>
+          <w:rFonts w:asciiTheme="minorHAnsi" w:hAnsiTheme="minorHAnsi" w:cstheme="minorHAnsi"/>
+          <w:sz w:val="30"/>
+          <w:szCs w:val="30"/>
+        </w:rPr>
+        <w:t xml:space="preserve"> is the </w:t>
+      </w:r>
+      <w:r>
+        <w:rPr>
+          <w:rFonts w:asciiTheme="minorHAnsi" w:hAnsiTheme="minorHAnsi" w:cstheme="minorHAnsi"/>
+          <w:sz w:val="30"/>
+          <w:szCs w:val="30"/>
+        </w:rPr>
+        <w:t>singer</w:t>
+      </w:r>
+      <w:r>
+        <w:rPr>
+          <w:rFonts w:asciiTheme="minorHAnsi" w:hAnsiTheme="minorHAnsi" w:cstheme="minorHAnsi"/>
+          <w:sz w:val="30"/>
+          <w:szCs w:val="30"/>
+        </w:rPr>
+        <w:t xml:space="preserve"> </w:t>
+      </w:r>
+      <w:r>
+        <w:rPr>
+          <w:rFonts w:asciiTheme="minorHAnsi" w:hAnsiTheme="minorHAnsi" w:cstheme="minorHAnsi"/>
+          <w:sz w:val="30"/>
+          <w:szCs w:val="30"/>
+        </w:rPr>
+        <w:t xml:space="preserve">in </w:t>
+      </w:r>
+      <w:r>
+        <w:rPr>
+          <w:rFonts w:asciiTheme="minorHAnsi" w:hAnsiTheme="minorHAnsi" w:cstheme="minorHAnsi"/>
+          <w:sz w:val="30"/>
+          <w:szCs w:val="30"/>
+        </w:rPr>
+        <w:t xml:space="preserve">the </w:t>
+      </w:r>
+      <w:r>
+        <w:rPr>
+          <w:rFonts w:asciiTheme="minorHAnsi" w:hAnsiTheme="minorHAnsi" w:cstheme="minorHAnsi"/>
+          <w:sz w:val="30"/>
+          <w:szCs w:val="30"/>
+        </w:rPr>
+        <w:t>Air</w:t>
+      </w:r>
+      <w:r>
+        <w:rPr>
+          <w:rFonts w:asciiTheme="minorHAnsi" w:hAnsiTheme="minorHAnsi" w:cstheme="minorHAnsi"/>
+          <w:sz w:val="30"/>
+          <w:szCs w:val="30"/>
+        </w:rPr>
+        <w:t xml:space="preserve"> </w:t>
+      </w:r>
+      <w:r>
+        <w:rPr>
+          <w:rFonts w:asciiTheme="minorHAnsi" w:hAnsiTheme="minorHAnsi" w:cstheme="minorHAnsi"/>
+          <w:sz w:val="30"/>
+          <w:szCs w:val="30"/>
+        </w:rPr>
+        <w:t>Coat of Arms</w:t>
+      </w:r>
+      <w:r>
+        <w:rPr>
+          <w:rFonts w:asciiTheme="minorHAnsi" w:hAnsiTheme="minorHAnsi" w:cstheme="minorHAnsi"/>
+          <w:sz w:val="30"/>
+          <w:szCs w:val="30"/>
+        </w:rPr>
+        <w:t xml:space="preserve">; </w:t>
+      </w:r>
+      <w:r>
+        <w:rPr>
+          <w:rFonts w:asciiTheme="minorHAnsi" w:hAnsiTheme="minorHAnsi" w:cstheme="minorHAnsi"/>
+          <w:sz w:val="30"/>
+          <w:szCs w:val="30"/>
+        </w:rPr>
+        <w:t>Spicy</w:t>
+      </w:r>
+      <w:r>
+        <w:rPr>
+          <w:rFonts w:asciiTheme="minorHAnsi" w:hAnsiTheme="minorHAnsi" w:cstheme="minorHAnsi"/>
+          <w:sz w:val="30"/>
+          <w:szCs w:val="30"/>
+        </w:rPr>
+        <w:t xml:space="preserve"> is </w:t>
+      </w:r>
+      <w:r>
+        <w:rPr>
+          <w:rFonts w:asciiTheme="minorHAnsi" w:hAnsiTheme="minorHAnsi" w:cstheme="minorHAnsi"/>
+          <w:sz w:val="30"/>
+          <w:szCs w:val="30"/>
+        </w:rPr>
+        <w:t xml:space="preserve">the </w:t>
+      </w:r>
+      <w:r>
+        <w:rPr>
+          <w:rFonts w:asciiTheme="minorHAnsi" w:hAnsiTheme="minorHAnsi" w:cstheme="minorHAnsi"/>
+          <w:sz w:val="30"/>
+          <w:szCs w:val="30"/>
+        </w:rPr>
+        <w:t>technician</w:t>
+      </w:r>
+      <w:r>
+        <w:rPr>
+          <w:rFonts w:asciiTheme="minorHAnsi" w:hAnsiTheme="minorHAnsi" w:cstheme="minorHAnsi"/>
+          <w:sz w:val="30"/>
+          <w:szCs w:val="30"/>
+        </w:rPr>
+        <w:t xml:space="preserve"> </w:t>
+      </w:r>
+      <w:r>
+        <w:rPr>
+          <w:rFonts w:asciiTheme="minorHAnsi" w:hAnsiTheme="minorHAnsi" w:cstheme="minorHAnsi"/>
+          <w:sz w:val="30"/>
+          <w:szCs w:val="30"/>
+        </w:rPr>
+        <w:t>in</w:t>
+      </w:r>
+      <w:r>
+        <w:rPr>
+          <w:rFonts w:asciiTheme="minorHAnsi" w:hAnsiTheme="minorHAnsi" w:cstheme="minorHAnsi"/>
+          <w:sz w:val="30"/>
+          <w:szCs w:val="30"/>
+        </w:rPr>
+        <w:t xml:space="preserve"> the</w:t>
+      </w:r>
+      <w:r>
+        <w:rPr>
+          <w:rFonts w:asciiTheme="minorHAnsi" w:hAnsiTheme="minorHAnsi" w:cstheme="minorHAnsi"/>
+          <w:sz w:val="30"/>
+          <w:szCs w:val="30"/>
+        </w:rPr>
+        <w:t xml:space="preserve"> Fire</w:t>
+      </w:r>
+      <w:r>
+        <w:rPr>
+          <w:rFonts w:asciiTheme="minorHAnsi" w:hAnsiTheme="minorHAnsi" w:cstheme="minorHAnsi"/>
+          <w:sz w:val="30"/>
+          <w:szCs w:val="30"/>
+        </w:rPr>
+        <w:t xml:space="preserve"> Coat of Arms</w:t>
+      </w:r>
+      <w:r>
+        <w:rPr>
+          <w:rFonts w:asciiTheme="minorHAnsi" w:hAnsiTheme="minorHAnsi" w:cstheme="minorHAnsi"/>
+          <w:sz w:val="30"/>
+          <w:szCs w:val="30"/>
+        </w:rPr>
+        <w:t xml:space="preserve">; </w:t>
+      </w:r>
+      <w:r>
+        <w:rPr>
+          <w:rFonts w:asciiTheme="minorHAnsi" w:hAnsiTheme="minorHAnsi" w:cstheme="minorHAnsi"/>
+          <w:sz w:val="30"/>
+          <w:szCs w:val="30"/>
+        </w:rPr>
+        <w:t>Rocky</w:t>
+      </w:r>
+      <w:r>
+        <w:rPr>
+          <w:rFonts w:asciiTheme="minorHAnsi" w:hAnsiTheme="minorHAnsi" w:cstheme="minorHAnsi"/>
+          <w:sz w:val="30"/>
+          <w:szCs w:val="30"/>
+        </w:rPr>
+        <w:t xml:space="preserve"> </w:t>
+      </w:r>
+      <w:r>
+        <w:rPr>
+          <w:rFonts w:asciiTheme="minorHAnsi" w:hAnsiTheme="minorHAnsi" w:cstheme="minorHAnsi"/>
+          <w:sz w:val="30"/>
+          <w:szCs w:val="30"/>
+        </w:rPr>
+        <w:t xml:space="preserve">is </w:t>
+      </w:r>
+      <w:r>
+        <w:rPr>
+          <w:rFonts w:asciiTheme="minorHAnsi" w:hAnsiTheme="minorHAnsi" w:cstheme="minorHAnsi"/>
+          <w:sz w:val="30"/>
+          <w:szCs w:val="30"/>
+        </w:rPr>
+        <w:t>the</w:t>
+      </w:r>
+      <w:r>
+        <w:rPr>
+          <w:rFonts w:asciiTheme="minorHAnsi" w:hAnsiTheme="minorHAnsi" w:cstheme="minorHAnsi"/>
+          <w:sz w:val="30"/>
+          <w:szCs w:val="30"/>
+        </w:rPr>
+        <w:t xml:space="preserve"> designer</w:t>
+      </w:r>
+      <w:r>
+        <w:rPr>
+          <w:rFonts w:asciiTheme="minorHAnsi" w:hAnsiTheme="minorHAnsi" w:cstheme="minorHAnsi"/>
+          <w:sz w:val="30"/>
+          <w:szCs w:val="30"/>
+        </w:rPr>
+        <w:t xml:space="preserve"> in </w:t>
+      </w:r>
+      <w:r>
+        <w:rPr>
+          <w:rFonts w:asciiTheme="minorHAnsi" w:hAnsiTheme="minorHAnsi" w:cstheme="minorHAnsi"/>
+          <w:sz w:val="30"/>
+          <w:szCs w:val="30"/>
+        </w:rPr>
+        <w:t xml:space="preserve">the </w:t>
+      </w:r>
+      <w:r>
+        <w:rPr>
+          <w:rFonts w:asciiTheme="minorHAnsi" w:hAnsiTheme="minorHAnsi" w:cstheme="minorHAnsi"/>
+          <w:sz w:val="30"/>
+          <w:szCs w:val="30"/>
+        </w:rPr>
+        <w:t xml:space="preserve">Earth </w:t>
+      </w:r>
+      <w:r>
+        <w:rPr>
+          <w:rFonts w:asciiTheme="minorHAnsi" w:hAnsiTheme="minorHAnsi" w:cstheme="minorHAnsi"/>
+          <w:sz w:val="30"/>
+          <w:szCs w:val="30"/>
+        </w:rPr>
+        <w:t>Coat of Arms</w:t>
+      </w:r>
+      <w:r>
+        <w:rPr>
+          <w:rFonts w:asciiTheme="minorHAnsi" w:hAnsiTheme="minorHAnsi" w:cstheme="minorHAnsi"/>
+          <w:sz w:val="30"/>
+          <w:szCs w:val="30"/>
+        </w:rPr>
+        <w:t xml:space="preserve">; </w:t>
+      </w:r>
+      <w:r>
+        <w:rPr>
+          <w:rFonts w:asciiTheme="minorHAnsi" w:hAnsiTheme="minorHAnsi" w:cstheme="minorHAnsi"/>
+          <w:sz w:val="30"/>
+          <w:szCs w:val="30"/>
+        </w:rPr>
+        <w:t>Milky</w:t>
+      </w:r>
+      <w:r>
+        <w:rPr>
+          <w:rFonts w:asciiTheme="minorHAnsi" w:hAnsiTheme="minorHAnsi" w:cstheme="minorHAnsi"/>
+          <w:sz w:val="30"/>
+          <w:szCs w:val="30"/>
+        </w:rPr>
+        <w:t xml:space="preserve"> is </w:t>
+      </w:r>
+      <w:r>
+        <w:rPr>
+          <w:rFonts w:asciiTheme="minorHAnsi" w:hAnsiTheme="minorHAnsi" w:cstheme="minorHAnsi"/>
+          <w:sz w:val="30"/>
+          <w:szCs w:val="30"/>
+        </w:rPr>
+        <w:t>the dancer</w:t>
+      </w:r>
+      <w:r>
+        <w:rPr>
+          <w:rFonts w:asciiTheme="minorHAnsi" w:hAnsiTheme="minorHAnsi" w:cstheme="minorHAnsi"/>
+          <w:sz w:val="30"/>
+          <w:szCs w:val="30"/>
+        </w:rPr>
+        <w:t xml:space="preserve"> </w:t>
+      </w:r>
+      <w:r>
+        <w:rPr>
+          <w:rFonts w:asciiTheme="minorHAnsi" w:hAnsiTheme="minorHAnsi" w:cstheme="minorHAnsi"/>
+          <w:sz w:val="30"/>
+          <w:szCs w:val="30"/>
+        </w:rPr>
+        <w:t xml:space="preserve">in </w:t>
+      </w:r>
+      <w:r>
+        <w:rPr>
+          <w:rFonts w:asciiTheme="minorHAnsi" w:hAnsiTheme="minorHAnsi" w:cstheme="minorHAnsi"/>
+          <w:sz w:val="30"/>
+          <w:szCs w:val="30"/>
+        </w:rPr>
+        <w:t>the</w:t>
+      </w:r>
+      <w:r>
+        <w:rPr>
+          <w:rFonts w:asciiTheme="minorHAnsi" w:hAnsiTheme="minorHAnsi" w:cstheme="minorHAnsi"/>
+          <w:sz w:val="30"/>
+          <w:szCs w:val="30"/>
+        </w:rPr>
+        <w:t xml:space="preserve"> Water</w:t>
+      </w:r>
+      <w:r>
+        <w:rPr>
+          <w:rFonts w:asciiTheme="minorHAnsi" w:hAnsiTheme="minorHAnsi" w:cstheme="minorHAnsi"/>
+          <w:sz w:val="30"/>
+          <w:szCs w:val="30"/>
+        </w:rPr>
+        <w:t xml:space="preserve"> Coat of Arms</w:t>
+      </w:r>
+      <w:r>
+        <w:rPr>
+          <w:rFonts w:asciiTheme="minorHAnsi" w:hAnsiTheme="minorHAnsi" w:cstheme="minorHAnsi"/>
+          <w:sz w:val="30"/>
+          <w:szCs w:val="30"/>
+        </w:rPr>
+        <w:t xml:space="preserve">; and </w:t>
+      </w:r>
+      <w:r>
+        <w:rPr>
+          <w:rFonts w:asciiTheme="minorHAnsi" w:hAnsiTheme="minorHAnsi" w:cstheme="minorHAnsi"/>
+          <w:sz w:val="30"/>
+          <w:szCs w:val="30"/>
+        </w:rPr>
+        <w:t>Poppy</w:t>
+      </w:r>
+      <w:r>
+        <w:rPr>
+          <w:rFonts w:asciiTheme="minorHAnsi" w:hAnsiTheme="minorHAnsi" w:cstheme="minorHAnsi"/>
+          <w:sz w:val="30"/>
+          <w:szCs w:val="30"/>
+        </w:rPr>
+        <w:t xml:space="preserve"> is the </w:t>
+      </w:r>
+      <w:r>
+        <w:rPr>
+          <w:rFonts w:asciiTheme="minorHAnsi" w:hAnsiTheme="minorHAnsi" w:cstheme="minorHAnsi"/>
+          <w:sz w:val="30"/>
+          <w:szCs w:val="30"/>
+        </w:rPr>
+        <w:t xml:space="preserve">writer </w:t>
+      </w:r>
+      <w:r>
+        <w:rPr>
+          <w:rFonts w:asciiTheme="minorHAnsi" w:hAnsiTheme="minorHAnsi" w:cstheme="minorHAnsi"/>
+          <w:sz w:val="30"/>
+          <w:szCs w:val="30"/>
+        </w:rPr>
+        <w:t xml:space="preserve">in </w:t>
+      </w:r>
+      <w:r>
+        <w:rPr>
+          <w:rFonts w:asciiTheme="minorHAnsi" w:hAnsiTheme="minorHAnsi" w:cstheme="minorHAnsi"/>
+          <w:sz w:val="30"/>
+          <w:szCs w:val="30"/>
+        </w:rPr>
+        <w:t xml:space="preserve">the </w:t>
+      </w:r>
+      <w:r>
+        <w:rPr>
+          <w:rFonts w:asciiTheme="minorHAnsi" w:hAnsiTheme="minorHAnsi" w:cstheme="minorHAnsi"/>
+          <w:sz w:val="30"/>
+          <w:szCs w:val="30"/>
+        </w:rPr>
+        <w:t>Space</w:t>
+      </w:r>
+      <w:r>
+        <w:rPr>
+          <w:rFonts w:asciiTheme="minorHAnsi" w:hAnsiTheme="minorHAnsi" w:cstheme="minorHAnsi"/>
+          <w:sz w:val="30"/>
+          <w:szCs w:val="30"/>
+        </w:rPr>
+        <w:t xml:space="preserve"> </w:t>
+      </w:r>
+      <w:r>
+        <w:rPr>
+          <w:rFonts w:asciiTheme="minorHAnsi" w:hAnsiTheme="minorHAnsi" w:cstheme="minorHAnsi"/>
+          <w:sz w:val="30"/>
+          <w:szCs w:val="30"/>
+        </w:rPr>
+        <w:t>Coat of Arms</w:t>
+      </w:r>
+      <w:r>
+        <w:rPr>
+          <w:rFonts w:asciiTheme="minorHAnsi" w:hAnsiTheme="minorHAnsi" w:cstheme="minorHAnsi"/>
+          <w:sz w:val="30"/>
+          <w:szCs w:val="30"/>
+        </w:rPr>
+        <w:t>.</w:t>
+      </w:r>
+    </w:p>
+    <w:p>
+      <w:pPr>
+        <w:ind w:right="-4"/>
+        <w:rPr>
+          <w:rFonts w:asciiTheme="minorHAnsi" w:hAnsiTheme="minorHAnsi" w:cstheme="minorHAnsi"/>
+          <w:sz w:val="30"/>
+          <w:szCs w:val="30"/>
+        </w:rPr>
+      </w:pPr>
+    </w:p>
+    <w:p>
+      <w:pPr>
+        <w:ind w:right="-4"/>
+        <w:rPr>
+          <w:rFonts w:asciiTheme="minorHAnsi" w:hAnsiTheme="minorHAnsi" w:cstheme="minorHAnsi"/>
+          <w:sz w:val="30"/>
+          <w:szCs w:val="30"/>
+        </w:rPr>
+      </w:pPr>
+    </w:p>
+    <w:p>
+      <w:pPr>
+        <w:ind w:right="-4"/>
+        <w:rPr>
+          <w:rFonts w:asciiTheme="minorHAnsi" w:hAnsiTheme="minorHAnsi" w:cstheme="minorHAnsi"/>
+          <w:sz w:val="30"/>
+          <w:szCs w:val="30"/>
+        </w:rPr>
+      </w:pPr>
+    </w:p>
+    <w:p>
+      <w:pPr>
+        <w:ind w:right="-4"/>
+        <w:rPr>
+          <w:rFonts w:asciiTheme="minorHAnsi" w:hAnsiTheme="minorHAnsi" w:cstheme="minorHAnsi"/>
+          <w:sz w:val="30"/>
+          <w:szCs w:val="30"/>
+        </w:rPr>
+      </w:pPr>
+      <w:r>
+        <w:rPr>
+          <w:rFonts w:asciiTheme="minorHAnsi" w:hAnsiTheme="minorHAnsi" w:cstheme="minorHAnsi"/>
+          <w:sz w:val="30"/>
+          <w:szCs w:val="30"/>
+        </w:rPr>
+        <w:t xml:space="preserve">Aura – air; </w:t>
+      </w:r>
+      <w:r>
+        <w:rPr>
+          <w:rFonts w:asciiTheme="minorHAnsi" w:hAnsiTheme="minorHAnsi" w:cstheme="minorHAnsi"/>
+          <w:sz w:val="30"/>
+          <w:szCs w:val="30"/>
+        </w:rPr>
+        <w:t>a</w:t>
+      </w:r>
+      <w:r>
+        <w:rPr>
+          <w:rFonts w:asciiTheme="minorHAnsi" w:hAnsiTheme="minorHAnsi" w:cstheme="minorHAnsi"/>
+          <w:sz w:val="30"/>
+          <w:szCs w:val="30"/>
+        </w:rPr>
+        <w:t xml:space="preserve"> perceptive</w:t>
+      </w:r>
+      <w:r>
+        <w:rPr>
+          <w:rFonts w:asciiTheme="minorHAnsi" w:hAnsiTheme="minorHAnsi" w:cstheme="minorHAnsi"/>
+          <w:sz w:val="30"/>
+          <w:szCs w:val="30"/>
+        </w:rPr>
+        <w:t xml:space="preserve"> farmer</w:t>
+      </w:r>
+      <w:r>
+        <w:rPr>
+          <w:rFonts w:asciiTheme="minorHAnsi" w:hAnsiTheme="minorHAnsi" w:cstheme="minorHAnsi"/>
+          <w:sz w:val="30"/>
+          <w:szCs w:val="30"/>
+        </w:rPr>
+        <w:t xml:space="preserve"> who can </w:t>
+      </w:r>
+      <w:r>
+        <w:rPr>
+          <w:rFonts w:asciiTheme="minorHAnsi" w:hAnsiTheme="minorHAnsi" w:cstheme="minorHAnsi"/>
+          <w:sz w:val="30"/>
+          <w:szCs w:val="30"/>
+        </w:rPr>
+        <w:t>farm</w:t>
+      </w:r>
+      <w:r>
+        <w:rPr>
+          <w:rFonts w:asciiTheme="minorHAnsi" w:hAnsiTheme="minorHAnsi" w:cstheme="minorHAnsi"/>
+          <w:sz w:val="30"/>
+          <w:szCs w:val="30"/>
+        </w:rPr>
+        <w:t xml:space="preserve"> or suck the air out of the room</w:t>
+      </w:r>
+    </w:p>
+    <w:p>
+      <w:pPr>
+        <w:ind w:right="-4"/>
+        <w:rPr>
+          <w:rFonts w:asciiTheme="minorHAnsi" w:hAnsiTheme="minorHAnsi" w:cstheme="minorHAnsi"/>
+          <w:sz w:val="30"/>
+          <w:szCs w:val="30"/>
+        </w:rPr>
+      </w:pPr>
+      <w:r>
+        <w:rPr>
+          <w:rFonts w:asciiTheme="minorHAnsi" w:hAnsiTheme="minorHAnsi" w:cstheme="minorHAnsi"/>
+          <w:sz w:val="30"/>
+          <w:szCs w:val="30"/>
+        </w:rPr>
+        <w:t xml:space="preserve">Flamboy – </w:t>
+      </w:r>
+      <w:r>
+        <w:rPr>
+          <w:rFonts w:asciiTheme="minorHAnsi" w:hAnsiTheme="minorHAnsi" w:cstheme="minorHAnsi"/>
+          <w:sz w:val="30"/>
+          <w:szCs w:val="30"/>
+        </w:rPr>
+        <w:t xml:space="preserve">fire; </w:t>
+      </w:r>
+      <w:r>
+        <w:rPr>
+          <w:rFonts w:asciiTheme="minorHAnsi" w:hAnsiTheme="minorHAnsi" w:cstheme="minorHAnsi"/>
+          <w:sz w:val="30"/>
+          <w:szCs w:val="30"/>
+        </w:rPr>
+        <w:t xml:space="preserve">a flamboyant clairvoyant who </w:t>
+      </w:r>
+      <w:r>
+        <w:rPr>
+          <w:rFonts w:asciiTheme="minorHAnsi" w:hAnsiTheme="minorHAnsi" w:cstheme="minorHAnsi"/>
+          <w:sz w:val="30"/>
+          <w:szCs w:val="30"/>
+        </w:rPr>
+        <w:t>sees the world through</w:t>
+      </w:r>
+      <w:r>
+        <w:rPr>
+          <w:rFonts w:asciiTheme="minorHAnsi" w:hAnsiTheme="minorHAnsi" w:cstheme="minorHAnsi"/>
+          <w:sz w:val="30"/>
+          <w:szCs w:val="30"/>
+        </w:rPr>
+        <w:t xml:space="preserve"> fire</w:t>
+      </w:r>
+    </w:p>
+    <w:p>
+      <w:pPr>
+        <w:ind w:right="-4"/>
+        <w:rPr>
+          <w:rFonts w:asciiTheme="minorHAnsi" w:hAnsiTheme="minorHAnsi" w:cstheme="minorHAnsi"/>
+          <w:sz w:val="30"/>
+          <w:szCs w:val="30"/>
+        </w:rPr>
+      </w:pPr>
+      <w:r>
+        <w:rPr>
+          <w:rFonts w:asciiTheme="minorHAnsi" w:hAnsiTheme="minorHAnsi" w:cstheme="minorHAnsi"/>
+          <w:sz w:val="30"/>
+          <w:szCs w:val="30"/>
+        </w:rPr>
+        <w:t>Gorgeous</w:t>
+      </w:r>
+      <w:r>
+        <w:rPr>
+          <w:rFonts w:asciiTheme="minorHAnsi" w:hAnsiTheme="minorHAnsi" w:cstheme="minorHAnsi"/>
+          <w:sz w:val="30"/>
+          <w:szCs w:val="30"/>
+        </w:rPr>
+        <w:t xml:space="preserve"> – earth; a builder who can create tools and bungalows in a snap</w:t>
+      </w:r>
+    </w:p>
+    <w:p>
+      <w:pPr>
+        <w:ind w:right="-4"/>
+        <w:rPr>
+          <w:rFonts w:asciiTheme="minorHAnsi" w:hAnsiTheme="minorHAnsi" w:cstheme="minorHAnsi"/>
+          <w:sz w:val="30"/>
+          <w:szCs w:val="30"/>
+        </w:rPr>
+      </w:pPr>
+      <w:r>
+        <w:rPr>
+          <w:rFonts w:asciiTheme="minorHAnsi" w:hAnsiTheme="minorHAnsi" w:cstheme="minorHAnsi"/>
+          <w:sz w:val="30"/>
+          <w:szCs w:val="30"/>
+        </w:rPr>
+        <w:t>Monsoon</w:t>
+      </w:r>
+      <w:r>
+        <w:rPr>
+          <w:rFonts w:asciiTheme="minorHAnsi" w:hAnsiTheme="minorHAnsi" w:cstheme="minorHAnsi"/>
+          <w:sz w:val="30"/>
+          <w:szCs w:val="30"/>
+        </w:rPr>
+        <w:t xml:space="preserve"> – </w:t>
+      </w:r>
+      <w:r>
+        <w:rPr>
+          <w:rFonts w:asciiTheme="minorHAnsi" w:hAnsiTheme="minorHAnsi" w:cstheme="minorHAnsi"/>
+          <w:sz w:val="30"/>
+          <w:szCs w:val="30"/>
+        </w:rPr>
+        <w:t xml:space="preserve">water; </w:t>
+      </w:r>
+      <w:r>
+        <w:rPr>
+          <w:rFonts w:asciiTheme="minorHAnsi" w:hAnsiTheme="minorHAnsi" w:cstheme="minorHAnsi"/>
+          <w:sz w:val="30"/>
+          <w:szCs w:val="30"/>
+        </w:rPr>
+        <w:t>a</w:t>
+      </w:r>
+      <w:r>
+        <w:rPr>
+          <w:rFonts w:asciiTheme="minorHAnsi" w:hAnsiTheme="minorHAnsi" w:cstheme="minorHAnsi"/>
+          <w:sz w:val="30"/>
+          <w:szCs w:val="30"/>
+        </w:rPr>
+        <w:t xml:space="preserve"> </w:t>
+      </w:r>
+      <w:r>
+        <w:rPr>
+          <w:rFonts w:asciiTheme="minorHAnsi" w:hAnsiTheme="minorHAnsi" w:cstheme="minorHAnsi"/>
+          <w:sz w:val="30"/>
+          <w:szCs w:val="30"/>
+        </w:rPr>
+        <w:t xml:space="preserve">fluid </w:t>
+      </w:r>
+      <w:r>
+        <w:rPr>
+          <w:rFonts w:asciiTheme="minorHAnsi" w:hAnsiTheme="minorHAnsi" w:cstheme="minorHAnsi"/>
+          <w:sz w:val="30"/>
+          <w:szCs w:val="30"/>
+        </w:rPr>
+        <w:t>trapper</w:t>
+      </w:r>
+      <w:r>
+        <w:rPr>
+          <w:rFonts w:asciiTheme="minorHAnsi" w:hAnsiTheme="minorHAnsi" w:cstheme="minorHAnsi"/>
+          <w:sz w:val="30"/>
+          <w:szCs w:val="30"/>
+        </w:rPr>
+        <w:t xml:space="preserve"> who ensure things go with the flow</w:t>
+      </w:r>
+    </w:p>
+    <w:p>
+      <w:pPr>
+        <w:ind w:right="-4"/>
+        <w:rPr>
+          <w:rFonts w:asciiTheme="minorHAnsi" w:hAnsiTheme="minorHAnsi" w:cstheme="minorHAnsi"/>
+          <w:sz w:val="30"/>
+          <w:szCs w:val="30"/>
+        </w:rPr>
+      </w:pPr>
+      <w:r>
+        <w:rPr>
+          <w:rFonts w:asciiTheme="minorHAnsi" w:hAnsiTheme="minorHAnsi" w:cstheme="minorHAnsi"/>
+          <w:sz w:val="30"/>
+          <w:szCs w:val="30"/>
+        </w:rPr>
+        <w:t>Solsis</w:t>
+      </w:r>
+      <w:r>
+        <w:rPr>
+          <w:rFonts w:asciiTheme="minorHAnsi" w:hAnsiTheme="minorHAnsi" w:cstheme="minorHAnsi"/>
+          <w:sz w:val="30"/>
+          <w:szCs w:val="30"/>
+        </w:rPr>
+        <w:t xml:space="preserve"> – space; a universal teleporter who can get anyone anywhere</w:t>
       </w:r>
     </w:p>
     <w:sectPr>
